--- a/Мониторинг биполярного расстройства/Статьи/Неврологические заболевания/Обзор.docx
+++ b/Мониторинг биполярного расстройства/Статьи/Неврологические заболевания/Обзор.docx
@@ -56,8 +56,6 @@
             <w:rPr>
               <w:rFonts w:ascii="Times New Roman" w:eastAsiaTheme="minorEastAsia" w:hAnsi="Times New Roman" w:cs="Times New Roman"/>
               <w:noProof/>
-              <w:sz w:val="28"/>
-              <w:szCs w:val="28"/>
               <w:lang w:eastAsia="ru-RU"/>
             </w:rPr>
           </w:pPr>
@@ -88,14 +86,12 @@
             </w:rPr>
             <w:fldChar w:fldCharType="separate"/>
           </w:r>
-          <w:hyperlink w:anchor="_Toc237371183" w:history="1">
+          <w:hyperlink w:anchor="_Toc238122845" w:history="1">
             <w:r>
               <w:rPr>
                 <w:rStyle w:val="ad"/>
                 <w:rFonts w:ascii="Times New Roman" w:hAnsi="Times New Roman" w:cs="Times New Roman"/>
                 <w:noProof/>
-                <w:sz w:val="28"/>
-                <w:szCs w:val="28"/>
               </w:rPr>
               <w:t>1 Статьи</w:t>
             </w:r>
@@ -104,8 +100,6 @@
                 <w:rFonts w:ascii="Times New Roman" w:hAnsi="Times New Roman" w:cs="Times New Roman"/>
                 <w:noProof/>
                 <w:webHidden/>
-                <w:sz w:val="28"/>
-                <w:szCs w:val="28"/>
               </w:rPr>
               <w:tab/>
             </w:r>
@@ -114,8 +108,6 @@
                 <w:rFonts w:ascii="Times New Roman" w:hAnsi="Times New Roman" w:cs="Times New Roman"/>
                 <w:noProof/>
                 <w:webHidden/>
-                <w:sz w:val="28"/>
-                <w:szCs w:val="28"/>
               </w:rPr>
               <w:fldChar w:fldCharType="begin"/>
             </w:r>
@@ -124,18 +116,14 @@
                 <w:rFonts w:ascii="Times New Roman" w:hAnsi="Times New Roman" w:cs="Times New Roman"/>
                 <w:noProof/>
                 <w:webHidden/>
-                <w:sz w:val="28"/>
-                <w:szCs w:val="28"/>
-              </w:rPr>
-              <w:instrText xml:space="preserve"> PAGEREF _Toc237371183 \h </w:instrText>
+              </w:rPr>
+              <w:instrText xml:space="preserve"> PAGEREF _Toc238122845 \h </w:instrText>
             </w:r>
             <w:r>
               <w:rPr>
                 <w:rFonts w:ascii="Times New Roman" w:hAnsi="Times New Roman" w:cs="Times New Roman"/>
                 <w:noProof/>
                 <w:webHidden/>
-                <w:sz w:val="28"/>
-                <w:szCs w:val="28"/>
               </w:rPr>
             </w:r>
             <w:r>
@@ -143,8 +131,6 @@
                 <w:rFonts w:ascii="Times New Roman" w:hAnsi="Times New Roman" w:cs="Times New Roman"/>
                 <w:noProof/>
                 <w:webHidden/>
-                <w:sz w:val="28"/>
-                <w:szCs w:val="28"/>
               </w:rPr>
               <w:fldChar w:fldCharType="separate"/>
             </w:r>
@@ -153,8 +139,6 @@
                 <w:rFonts w:ascii="Times New Roman" w:hAnsi="Times New Roman" w:cs="Times New Roman"/>
                 <w:noProof/>
                 <w:webHidden/>
-                <w:sz w:val="28"/>
-                <w:szCs w:val="28"/>
               </w:rPr>
               <w:t>2</w:t>
             </w:r>
@@ -163,8 +147,6 @@
                 <w:rFonts w:ascii="Times New Roman" w:hAnsi="Times New Roman" w:cs="Times New Roman"/>
                 <w:noProof/>
                 <w:webHidden/>
-                <w:sz w:val="28"/>
-                <w:szCs w:val="28"/>
               </w:rPr>
               <w:fldChar w:fldCharType="end"/>
             </w:r>
@@ -180,19 +162,15 @@
             <w:rPr>
               <w:rFonts w:ascii="Times New Roman" w:eastAsiaTheme="minorEastAsia" w:hAnsi="Times New Roman" w:cs="Times New Roman"/>
               <w:noProof/>
-              <w:sz w:val="28"/>
-              <w:szCs w:val="28"/>
               <w:lang w:eastAsia="ru-RU"/>
             </w:rPr>
           </w:pPr>
-          <w:hyperlink w:anchor="_Toc237371184" w:history="1">
+          <w:hyperlink w:anchor="_Toc238122846" w:history="1">
             <w:r>
               <w:rPr>
                 <w:rStyle w:val="ad"/>
                 <w:rFonts w:ascii="Times New Roman" w:hAnsi="Times New Roman" w:cs="Times New Roman"/>
                 <w:noProof/>
-                <w:sz w:val="28"/>
-                <w:szCs w:val="28"/>
               </w:rPr>
               <w:t>1.1</w:t>
             </w:r>
@@ -200,19 +178,15 @@
               <w:rPr>
                 <w:rFonts w:ascii="Times New Roman" w:eastAsiaTheme="minorEastAsia" w:hAnsi="Times New Roman" w:cs="Times New Roman"/>
                 <w:noProof/>
-                <w:sz w:val="28"/>
-                <w:szCs w:val="28"/>
                 <w:lang w:eastAsia="ru-RU"/>
               </w:rPr>
-              <w:t xml:space="preserve"> </w:t>
+              <w:tab/>
             </w:r>
             <w:r>
               <w:rPr>
                 <w:rStyle w:val="ad"/>
                 <w:rFonts w:ascii="Times New Roman" w:hAnsi="Times New Roman" w:cs="Times New Roman"/>
                 <w:noProof/>
-                <w:sz w:val="28"/>
-                <w:szCs w:val="28"/>
               </w:rPr>
               <w:t>Неинфекционные заболевания. Систематический обзор</w:t>
             </w:r>
@@ -221,8 +195,6 @@
                 <w:rFonts w:ascii="Times New Roman" w:hAnsi="Times New Roman" w:cs="Times New Roman"/>
                 <w:noProof/>
                 <w:webHidden/>
-                <w:sz w:val="28"/>
-                <w:szCs w:val="28"/>
               </w:rPr>
               <w:tab/>
             </w:r>
@@ -231,8 +203,6 @@
                 <w:rFonts w:ascii="Times New Roman" w:hAnsi="Times New Roman" w:cs="Times New Roman"/>
                 <w:noProof/>
                 <w:webHidden/>
-                <w:sz w:val="28"/>
-                <w:szCs w:val="28"/>
               </w:rPr>
               <w:fldChar w:fldCharType="begin"/>
             </w:r>
@@ -241,18 +211,14 @@
                 <w:rFonts w:ascii="Times New Roman" w:hAnsi="Times New Roman" w:cs="Times New Roman"/>
                 <w:noProof/>
                 <w:webHidden/>
-                <w:sz w:val="28"/>
-                <w:szCs w:val="28"/>
-              </w:rPr>
-              <w:instrText xml:space="preserve"> PAGEREF _Toc237371184 \h </w:instrText>
+              </w:rPr>
+              <w:instrText xml:space="preserve"> PAGEREF _Toc238122846 \h </w:instrText>
             </w:r>
             <w:r>
               <w:rPr>
                 <w:rFonts w:ascii="Times New Roman" w:hAnsi="Times New Roman" w:cs="Times New Roman"/>
                 <w:noProof/>
                 <w:webHidden/>
-                <w:sz w:val="28"/>
-                <w:szCs w:val="28"/>
               </w:rPr>
             </w:r>
             <w:r>
@@ -260,8 +226,6 @@
                 <w:rFonts w:ascii="Times New Roman" w:hAnsi="Times New Roman" w:cs="Times New Roman"/>
                 <w:noProof/>
                 <w:webHidden/>
-                <w:sz w:val="28"/>
-                <w:szCs w:val="28"/>
               </w:rPr>
               <w:fldChar w:fldCharType="separate"/>
             </w:r>
@@ -270,8 +234,6 @@
                 <w:rFonts w:ascii="Times New Roman" w:hAnsi="Times New Roman" w:cs="Times New Roman"/>
                 <w:noProof/>
                 <w:webHidden/>
-                <w:sz w:val="28"/>
-                <w:szCs w:val="28"/>
               </w:rPr>
               <w:t>2</w:t>
             </w:r>
@@ -280,8 +242,6 @@
                 <w:rFonts w:ascii="Times New Roman" w:hAnsi="Times New Roman" w:cs="Times New Roman"/>
                 <w:noProof/>
                 <w:webHidden/>
-                <w:sz w:val="28"/>
-                <w:szCs w:val="28"/>
               </w:rPr>
               <w:fldChar w:fldCharType="end"/>
             </w:r>
@@ -297,19 +257,15 @@
             <w:rPr>
               <w:rFonts w:ascii="Times New Roman" w:eastAsiaTheme="minorEastAsia" w:hAnsi="Times New Roman" w:cs="Times New Roman"/>
               <w:noProof/>
-              <w:sz w:val="28"/>
-              <w:szCs w:val="28"/>
               <w:lang w:eastAsia="ru-RU"/>
             </w:rPr>
           </w:pPr>
-          <w:hyperlink w:anchor="_Toc237371185" w:history="1">
+          <w:hyperlink w:anchor="_Toc238122847" w:history="1">
             <w:r>
               <w:rPr>
                 <w:rStyle w:val="ad"/>
                 <w:rFonts w:ascii="Times New Roman" w:hAnsi="Times New Roman" w:cs="Times New Roman"/>
                 <w:noProof/>
-                <w:sz w:val="28"/>
-                <w:szCs w:val="28"/>
               </w:rPr>
               <w:t>1.2</w:t>
             </w:r>
@@ -317,19 +273,15 @@
               <w:rPr>
                 <w:rFonts w:ascii="Times New Roman" w:eastAsiaTheme="minorEastAsia" w:hAnsi="Times New Roman" w:cs="Times New Roman"/>
                 <w:noProof/>
-                <w:sz w:val="28"/>
-                <w:szCs w:val="28"/>
                 <w:lang w:eastAsia="ru-RU"/>
               </w:rPr>
-              <w:t xml:space="preserve"> </w:t>
+              <w:tab/>
             </w:r>
             <w:r>
               <w:rPr>
                 <w:rStyle w:val="ad"/>
                 <w:rFonts w:ascii="Times New Roman" w:hAnsi="Times New Roman" w:cs="Times New Roman"/>
                 <w:noProof/>
-                <w:sz w:val="28"/>
-                <w:szCs w:val="28"/>
               </w:rPr>
               <w:t>Хроническая сердечная недостаточность</w:t>
             </w:r>
@@ -338,8 +290,6 @@
                 <w:rFonts w:ascii="Times New Roman" w:hAnsi="Times New Roman" w:cs="Times New Roman"/>
                 <w:noProof/>
                 <w:webHidden/>
-                <w:sz w:val="28"/>
-                <w:szCs w:val="28"/>
               </w:rPr>
               <w:tab/>
             </w:r>
@@ -348,8 +298,6 @@
                 <w:rFonts w:ascii="Times New Roman" w:hAnsi="Times New Roman" w:cs="Times New Roman"/>
                 <w:noProof/>
                 <w:webHidden/>
-                <w:sz w:val="28"/>
-                <w:szCs w:val="28"/>
               </w:rPr>
               <w:fldChar w:fldCharType="begin"/>
             </w:r>
@@ -358,18 +306,14 @@
                 <w:rFonts w:ascii="Times New Roman" w:hAnsi="Times New Roman" w:cs="Times New Roman"/>
                 <w:noProof/>
                 <w:webHidden/>
-                <w:sz w:val="28"/>
-                <w:szCs w:val="28"/>
-              </w:rPr>
-              <w:instrText xml:space="preserve"> PAGEREF _Toc237371185 \h </w:instrText>
+              </w:rPr>
+              <w:instrText xml:space="preserve"> PAGEREF _Toc238122847 \h </w:instrText>
             </w:r>
             <w:r>
               <w:rPr>
                 <w:rFonts w:ascii="Times New Roman" w:hAnsi="Times New Roman" w:cs="Times New Roman"/>
                 <w:noProof/>
                 <w:webHidden/>
-                <w:sz w:val="28"/>
-                <w:szCs w:val="28"/>
               </w:rPr>
             </w:r>
             <w:r>
@@ -377,8 +321,6 @@
                 <w:rFonts w:ascii="Times New Roman" w:hAnsi="Times New Roman" w:cs="Times New Roman"/>
                 <w:noProof/>
                 <w:webHidden/>
-                <w:sz w:val="28"/>
-                <w:szCs w:val="28"/>
               </w:rPr>
               <w:fldChar w:fldCharType="separate"/>
             </w:r>
@@ -387,8 +329,6 @@
                 <w:rFonts w:ascii="Times New Roman" w:hAnsi="Times New Roman" w:cs="Times New Roman"/>
                 <w:noProof/>
                 <w:webHidden/>
-                <w:sz w:val="28"/>
-                <w:szCs w:val="28"/>
               </w:rPr>
               <w:t>3</w:t>
             </w:r>
@@ -397,8 +337,6 @@
                 <w:rFonts w:ascii="Times New Roman" w:hAnsi="Times New Roman" w:cs="Times New Roman"/>
                 <w:noProof/>
                 <w:webHidden/>
-                <w:sz w:val="28"/>
-                <w:szCs w:val="28"/>
               </w:rPr>
               <w:fldChar w:fldCharType="end"/>
             </w:r>
@@ -408,34 +346,97 @@
           <w:pPr>
             <w:pStyle w:val="23"/>
             <w:tabs>
+              <w:tab w:val="left" w:pos="960"/>
               <w:tab w:val="right" w:leader="dot" w:pos="9345"/>
             </w:tabs>
             <w:rPr>
               <w:rFonts w:ascii="Times New Roman" w:eastAsiaTheme="minorEastAsia" w:hAnsi="Times New Roman" w:cs="Times New Roman"/>
               <w:noProof/>
-              <w:sz w:val="28"/>
-              <w:szCs w:val="28"/>
               <w:lang w:eastAsia="ru-RU"/>
             </w:rPr>
           </w:pPr>
-          <w:hyperlink w:anchor="_Toc237371186" w:history="1">
+          <w:hyperlink w:anchor="_Toc238122848" w:history="1">
             <w:r>
               <w:rPr>
                 <w:rStyle w:val="ad"/>
                 <w:rFonts w:ascii="Times New Roman" w:hAnsi="Times New Roman" w:cs="Times New Roman"/>
                 <w:noProof/>
-                <w:sz w:val="28"/>
-                <w:szCs w:val="28"/>
-              </w:rPr>
-              <w:t>1.3 Хроническая сердечная недостаточность</w:t>
+                <w:lang w:val="en-US"/>
+              </w:rPr>
+              <w:t>1.3</w:t>
+            </w:r>
+            <w:r>
+              <w:rPr>
+                <w:rFonts w:ascii="Times New Roman" w:eastAsiaTheme="minorEastAsia" w:hAnsi="Times New Roman" w:cs="Times New Roman"/>
+                <w:noProof/>
+                <w:lang w:eastAsia="ru-RU"/>
+              </w:rPr>
+              <w:tab/>
+            </w:r>
+            <w:r>
+              <w:rPr>
+                <w:rStyle w:val="ad"/>
+                <w:rFonts w:ascii="Times New Roman" w:hAnsi="Times New Roman" w:cs="Times New Roman"/>
+                <w:noProof/>
+              </w:rPr>
+              <w:t>Классификация</w:t>
+            </w:r>
+            <w:r>
+              <w:rPr>
+                <w:rStyle w:val="ad"/>
+                <w:rFonts w:ascii="Times New Roman" w:hAnsi="Times New Roman" w:cs="Times New Roman"/>
+                <w:noProof/>
+                <w:lang w:val="en-US"/>
+              </w:rPr>
+              <w:t xml:space="preserve"> </w:t>
+            </w:r>
+            <w:r>
+              <w:rPr>
+                <w:rStyle w:val="ad"/>
+                <w:rFonts w:ascii="Times New Roman" w:hAnsi="Times New Roman" w:cs="Times New Roman"/>
+                <w:noProof/>
+              </w:rPr>
+              <w:t>ССЗ</w:t>
+            </w:r>
+            <w:r>
+              <w:rPr>
+                <w:rStyle w:val="ad"/>
+                <w:rFonts w:ascii="Times New Roman" w:hAnsi="Times New Roman" w:cs="Times New Roman"/>
+                <w:noProof/>
+                <w:lang w:val="en-US"/>
+              </w:rPr>
+              <w:t xml:space="preserve"> </w:t>
+            </w:r>
+            <w:r>
+              <w:rPr>
+                <w:rStyle w:val="ad"/>
+                <w:rFonts w:ascii="Times New Roman" w:hAnsi="Times New Roman" w:cs="Times New Roman"/>
+                <w:noProof/>
+              </w:rPr>
+              <w:t>изменение</w:t>
+            </w:r>
+            <w:r>
+              <w:rPr>
+                <w:rStyle w:val="ad"/>
+                <w:rFonts w:ascii="Times New Roman" w:hAnsi="Times New Roman" w:cs="Times New Roman"/>
+                <w:noProof/>
+                <w:lang w:val="en-US"/>
+              </w:rPr>
+              <w:t xml:space="preserve"> </w:t>
+            </w:r>
+            <w:r>
+              <w:rPr>
+                <w:rStyle w:val="ad"/>
+                <w:rFonts w:ascii="Times New Roman" w:hAnsi="Times New Roman" w:cs="Times New Roman"/>
+                <w:noProof/>
+              </w:rPr>
+              <w:t>речи</w:t>
             </w:r>
             <w:r>
               <w:rPr>
                 <w:rFonts w:ascii="Times New Roman" w:hAnsi="Times New Roman" w:cs="Times New Roman"/>
                 <w:noProof/>
                 <w:webHidden/>
-                <w:sz w:val="28"/>
-                <w:szCs w:val="28"/>
               </w:rPr>
               <w:tab/>
             </w:r>
@@ -444,8 +445,6 @@
                 <w:rFonts w:ascii="Times New Roman" w:hAnsi="Times New Roman" w:cs="Times New Roman"/>
                 <w:noProof/>
                 <w:webHidden/>
-                <w:sz w:val="28"/>
-                <w:szCs w:val="28"/>
               </w:rPr>
               <w:fldChar w:fldCharType="begin"/>
             </w:r>
@@ -454,18 +453,14 @@
                 <w:rFonts w:ascii="Times New Roman" w:hAnsi="Times New Roman" w:cs="Times New Roman"/>
                 <w:noProof/>
                 <w:webHidden/>
-                <w:sz w:val="28"/>
-                <w:szCs w:val="28"/>
-              </w:rPr>
-              <w:instrText xml:space="preserve"> PAGEREF _Toc237371186 \h </w:instrText>
+              </w:rPr>
+              <w:instrText xml:space="preserve"> PAGEREF _Toc238122848 \h </w:instrText>
             </w:r>
             <w:r>
               <w:rPr>
                 <w:rFonts w:ascii="Times New Roman" w:hAnsi="Times New Roman" w:cs="Times New Roman"/>
                 <w:noProof/>
                 <w:webHidden/>
-                <w:sz w:val="28"/>
-                <w:szCs w:val="28"/>
               </w:rPr>
             </w:r>
             <w:r>
@@ -473,8 +468,6 @@
                 <w:rFonts w:ascii="Times New Roman" w:hAnsi="Times New Roman" w:cs="Times New Roman"/>
                 <w:noProof/>
                 <w:webHidden/>
-                <w:sz w:val="28"/>
-                <w:szCs w:val="28"/>
               </w:rPr>
               <w:fldChar w:fldCharType="separate"/>
             </w:r>
@@ -483,8 +476,6 @@
                 <w:rFonts w:ascii="Times New Roman" w:hAnsi="Times New Roman" w:cs="Times New Roman"/>
                 <w:noProof/>
                 <w:webHidden/>
-                <w:sz w:val="28"/>
-                <w:szCs w:val="28"/>
               </w:rPr>
               <w:t>5</w:t>
             </w:r>
@@ -493,8 +484,101 @@
                 <w:rFonts w:ascii="Times New Roman" w:hAnsi="Times New Roman" w:cs="Times New Roman"/>
                 <w:noProof/>
                 <w:webHidden/>
-                <w:sz w:val="28"/>
-                <w:szCs w:val="28"/>
+              </w:rPr>
+              <w:fldChar w:fldCharType="end"/>
+            </w:r>
+          </w:hyperlink>
+        </w:p>
+        <w:p>
+          <w:pPr>
+            <w:pStyle w:val="23"/>
+            <w:tabs>
+              <w:tab w:val="left" w:pos="960"/>
+              <w:tab w:val="right" w:leader="dot" w:pos="9345"/>
+            </w:tabs>
+            <w:rPr>
+              <w:rFonts w:ascii="Times New Roman" w:eastAsiaTheme="minorEastAsia" w:hAnsi="Times New Roman" w:cs="Times New Roman"/>
+              <w:noProof/>
+              <w:lang w:eastAsia="ru-RU"/>
+            </w:rPr>
+          </w:pPr>
+          <w:hyperlink w:anchor="_Toc238122849" w:history="1">
+            <w:r>
+              <w:rPr>
+                <w:rStyle w:val="ad"/>
+                <w:rFonts w:ascii="Times New Roman" w:hAnsi="Times New Roman" w:cs="Times New Roman"/>
+                <w:noProof/>
+              </w:rPr>
+              <w:t>1.4</w:t>
+            </w:r>
+            <w:r>
+              <w:rPr>
+                <w:rFonts w:ascii="Times New Roman" w:eastAsiaTheme="minorEastAsia" w:hAnsi="Times New Roman" w:cs="Times New Roman"/>
+                <w:noProof/>
+                <w:lang w:eastAsia="ru-RU"/>
+              </w:rPr>
+              <w:tab/>
+            </w:r>
+            <w:r>
+              <w:rPr>
+                <w:rStyle w:val="ad"/>
+                <w:rFonts w:ascii="Times New Roman" w:hAnsi="Times New Roman" w:cs="Times New Roman"/>
+                <w:noProof/>
+              </w:rPr>
+              <w:t>Классификация речевых расстройств при инсульте и нарушении слуха на основе глубокого обучения</w:t>
+            </w:r>
+            <w:r>
+              <w:rPr>
+                <w:rFonts w:ascii="Times New Roman" w:hAnsi="Times New Roman" w:cs="Times New Roman"/>
+                <w:noProof/>
+                <w:webHidden/>
+              </w:rPr>
+              <w:tab/>
+            </w:r>
+            <w:r>
+              <w:rPr>
+                <w:rFonts w:ascii="Times New Roman" w:hAnsi="Times New Roman" w:cs="Times New Roman"/>
+                <w:noProof/>
+                <w:webHidden/>
+              </w:rPr>
+              <w:fldChar w:fldCharType="begin"/>
+            </w:r>
+            <w:r>
+              <w:rPr>
+                <w:rFonts w:ascii="Times New Roman" w:hAnsi="Times New Roman" w:cs="Times New Roman"/>
+                <w:noProof/>
+                <w:webHidden/>
+              </w:rPr>
+              <w:instrText xml:space="preserve"> PAGEREF _Toc238122849 \h </w:instrText>
+            </w:r>
+            <w:r>
+              <w:rPr>
+                <w:rFonts w:ascii="Times New Roman" w:hAnsi="Times New Roman" w:cs="Times New Roman"/>
+                <w:noProof/>
+                <w:webHidden/>
+              </w:rPr>
+            </w:r>
+            <w:r>
+              <w:rPr>
+                <w:rFonts w:ascii="Times New Roman" w:hAnsi="Times New Roman" w:cs="Times New Roman"/>
+                <w:noProof/>
+                <w:webHidden/>
+              </w:rPr>
+              <w:fldChar w:fldCharType="separate"/>
+            </w:r>
+            <w:r>
+              <w:rPr>
+                <w:rFonts w:ascii="Times New Roman" w:hAnsi="Times New Roman" w:cs="Times New Roman"/>
+                <w:noProof/>
+                <w:webHidden/>
+              </w:rPr>
+              <w:t>6</w:t>
+            </w:r>
+            <w:r>
+              <w:rPr>
+                <w:rFonts w:ascii="Times New Roman" w:hAnsi="Times New Roman" w:cs="Times New Roman"/>
+                <w:noProof/>
+                <w:webHidden/>
               </w:rPr>
               <w:fldChar w:fldCharType="end"/>
             </w:r>
@@ -510,19 +594,15 @@
             <w:rPr>
               <w:rFonts w:ascii="Times New Roman" w:eastAsiaTheme="minorEastAsia" w:hAnsi="Times New Roman" w:cs="Times New Roman"/>
               <w:noProof/>
-              <w:sz w:val="28"/>
-              <w:szCs w:val="28"/>
               <w:lang w:eastAsia="ru-RU"/>
             </w:rPr>
           </w:pPr>
-          <w:hyperlink w:anchor="_Toc237371187" w:history="1">
+          <w:hyperlink w:anchor="_Toc238122850" w:history="1">
             <w:r>
               <w:rPr>
                 <w:rStyle w:val="ad"/>
                 <w:rFonts w:ascii="Times New Roman" w:hAnsi="Times New Roman" w:cs="Times New Roman"/>
                 <w:noProof/>
-                <w:sz w:val="28"/>
-                <w:szCs w:val="28"/>
               </w:rPr>
               <w:t>2</w:t>
             </w:r>
@@ -530,8 +610,6 @@
               <w:rPr>
                 <w:rFonts w:ascii="Times New Roman" w:eastAsiaTheme="minorEastAsia" w:hAnsi="Times New Roman" w:cs="Times New Roman"/>
                 <w:noProof/>
-                <w:sz w:val="28"/>
-                <w:szCs w:val="28"/>
                 <w:lang w:eastAsia="ru-RU"/>
               </w:rPr>
               <w:tab/>
@@ -541,8 +619,6 @@
                 <w:rStyle w:val="ad"/>
                 <w:rFonts w:ascii="Times New Roman" w:hAnsi="Times New Roman" w:cs="Times New Roman"/>
                 <w:noProof/>
-                <w:sz w:val="28"/>
-                <w:szCs w:val="28"/>
               </w:rPr>
               <w:t>Теории голосообразования</w:t>
             </w:r>
@@ -551,8 +627,6 @@
                 <w:rFonts w:ascii="Times New Roman" w:hAnsi="Times New Roman" w:cs="Times New Roman"/>
                 <w:noProof/>
                 <w:webHidden/>
-                <w:sz w:val="28"/>
-                <w:szCs w:val="28"/>
               </w:rPr>
               <w:tab/>
             </w:r>
@@ -561,8 +635,6 @@
                 <w:rFonts w:ascii="Times New Roman" w:hAnsi="Times New Roman" w:cs="Times New Roman"/>
                 <w:noProof/>
                 <w:webHidden/>
-                <w:sz w:val="28"/>
-                <w:szCs w:val="28"/>
               </w:rPr>
               <w:fldChar w:fldCharType="begin"/>
             </w:r>
@@ -571,18 +643,14 @@
                 <w:rFonts w:ascii="Times New Roman" w:hAnsi="Times New Roman" w:cs="Times New Roman"/>
                 <w:noProof/>
                 <w:webHidden/>
-                <w:sz w:val="28"/>
-                <w:szCs w:val="28"/>
-              </w:rPr>
-              <w:instrText xml:space="preserve"> PAGEREF _Toc237371187 \h </w:instrText>
+              </w:rPr>
+              <w:instrText xml:space="preserve"> PAGEREF _Toc238122850 \h </w:instrText>
             </w:r>
             <w:r>
               <w:rPr>
                 <w:rFonts w:ascii="Times New Roman" w:hAnsi="Times New Roman" w:cs="Times New Roman"/>
                 <w:noProof/>
                 <w:webHidden/>
-                <w:sz w:val="28"/>
-                <w:szCs w:val="28"/>
               </w:rPr>
             </w:r>
             <w:r>
@@ -590,8 +658,6 @@
                 <w:rFonts w:ascii="Times New Roman" w:hAnsi="Times New Roman" w:cs="Times New Roman"/>
                 <w:noProof/>
                 <w:webHidden/>
-                <w:sz w:val="28"/>
-                <w:szCs w:val="28"/>
               </w:rPr>
               <w:fldChar w:fldCharType="separate"/>
             </w:r>
@@ -600,18 +666,14 @@
                 <w:rFonts w:ascii="Times New Roman" w:hAnsi="Times New Roman" w:cs="Times New Roman"/>
                 <w:noProof/>
                 <w:webHidden/>
-                <w:sz w:val="28"/>
-                <w:szCs w:val="28"/>
-              </w:rPr>
-              <w:t>5</w:t>
+              </w:rPr>
+              <w:t>7</w:t>
             </w:r>
             <w:r>
               <w:rPr>
                 <w:rFonts w:ascii="Times New Roman" w:hAnsi="Times New Roman" w:cs="Times New Roman"/>
                 <w:noProof/>
                 <w:webHidden/>
-                <w:sz w:val="28"/>
-                <w:szCs w:val="28"/>
               </w:rPr>
               <w:fldChar w:fldCharType="end"/>
             </w:r>
@@ -627,19 +689,15 @@
             <w:rPr>
               <w:rFonts w:ascii="Times New Roman" w:eastAsiaTheme="minorEastAsia" w:hAnsi="Times New Roman" w:cs="Times New Roman"/>
               <w:noProof/>
-              <w:sz w:val="28"/>
-              <w:szCs w:val="28"/>
               <w:lang w:eastAsia="ru-RU"/>
             </w:rPr>
           </w:pPr>
-          <w:hyperlink w:anchor="_Toc237371188" w:history="1">
+          <w:hyperlink w:anchor="_Toc238122851" w:history="1">
             <w:r>
               <w:rPr>
                 <w:rStyle w:val="ad"/>
                 <w:rFonts w:ascii="Times New Roman" w:hAnsi="Times New Roman" w:cs="Times New Roman"/>
                 <w:noProof/>
-                <w:sz w:val="28"/>
-                <w:szCs w:val="28"/>
               </w:rPr>
               <w:t>3</w:t>
             </w:r>
@@ -647,8 +705,6 @@
               <w:rPr>
                 <w:rFonts w:ascii="Times New Roman" w:eastAsiaTheme="minorEastAsia" w:hAnsi="Times New Roman" w:cs="Times New Roman"/>
                 <w:noProof/>
-                <w:sz w:val="28"/>
-                <w:szCs w:val="28"/>
                 <w:lang w:eastAsia="ru-RU"/>
               </w:rPr>
               <w:tab/>
@@ -658,8 +714,6 @@
                 <w:rStyle w:val="ad"/>
                 <w:rFonts w:ascii="Times New Roman" w:hAnsi="Times New Roman" w:cs="Times New Roman"/>
                 <w:noProof/>
-                <w:sz w:val="28"/>
-                <w:szCs w:val="28"/>
               </w:rPr>
               <w:t>Идеи</w:t>
             </w:r>
@@ -668,8 +722,6 @@
                 <w:rFonts w:ascii="Times New Roman" w:hAnsi="Times New Roman" w:cs="Times New Roman"/>
                 <w:noProof/>
                 <w:webHidden/>
-                <w:sz w:val="28"/>
-                <w:szCs w:val="28"/>
               </w:rPr>
               <w:tab/>
             </w:r>
@@ -678,8 +730,6 @@
                 <w:rFonts w:ascii="Times New Roman" w:hAnsi="Times New Roman" w:cs="Times New Roman"/>
                 <w:noProof/>
                 <w:webHidden/>
-                <w:sz w:val="28"/>
-                <w:szCs w:val="28"/>
               </w:rPr>
               <w:fldChar w:fldCharType="begin"/>
             </w:r>
@@ -688,18 +738,14 @@
                 <w:rFonts w:ascii="Times New Roman" w:hAnsi="Times New Roman" w:cs="Times New Roman"/>
                 <w:noProof/>
                 <w:webHidden/>
-                <w:sz w:val="28"/>
-                <w:szCs w:val="28"/>
-              </w:rPr>
-              <w:instrText xml:space="preserve"> PAGEREF _Toc237371188 \h </w:instrText>
+              </w:rPr>
+              <w:instrText xml:space="preserve"> PAGEREF _Toc238122851 \h </w:instrText>
             </w:r>
             <w:r>
               <w:rPr>
                 <w:rFonts w:ascii="Times New Roman" w:hAnsi="Times New Roman" w:cs="Times New Roman"/>
                 <w:noProof/>
                 <w:webHidden/>
-                <w:sz w:val="28"/>
-                <w:szCs w:val="28"/>
               </w:rPr>
             </w:r>
             <w:r>
@@ -707,8 +753,6 @@
                 <w:rFonts w:ascii="Times New Roman" w:hAnsi="Times New Roman" w:cs="Times New Roman"/>
                 <w:noProof/>
                 <w:webHidden/>
-                <w:sz w:val="28"/>
-                <w:szCs w:val="28"/>
               </w:rPr>
               <w:fldChar w:fldCharType="separate"/>
             </w:r>
@@ -717,18 +761,14 @@
                 <w:rFonts w:ascii="Times New Roman" w:hAnsi="Times New Roman" w:cs="Times New Roman"/>
                 <w:noProof/>
                 <w:webHidden/>
-                <w:sz w:val="28"/>
-                <w:szCs w:val="28"/>
-              </w:rPr>
-              <w:t>5</w:t>
+              </w:rPr>
+              <w:t>7</w:t>
             </w:r>
             <w:r>
               <w:rPr>
                 <w:rFonts w:ascii="Times New Roman" w:hAnsi="Times New Roman" w:cs="Times New Roman"/>
                 <w:noProof/>
                 <w:webHidden/>
-                <w:sz w:val="28"/>
-                <w:szCs w:val="28"/>
               </w:rPr>
               <w:fldChar w:fldCharType="end"/>
             </w:r>
@@ -787,7 +827,7 @@
           <w:szCs w:val="28"/>
         </w:rPr>
       </w:pPr>
-      <w:bookmarkStart w:id="0" w:name="_Toc237371183"/>
+      <w:bookmarkStart w:id="0" w:name="_Toc238122845"/>
       <w:r>
         <w:rPr>
           <w:rFonts w:ascii="Times New Roman" w:hAnsi="Times New Roman" w:cs="Times New Roman"/>
@@ -818,7 +858,7 @@
           <w:szCs w:val="28"/>
         </w:rPr>
       </w:pPr>
-      <w:bookmarkStart w:id="1" w:name="_Toc237371184"/>
+      <w:bookmarkStart w:id="1" w:name="_Toc238122846"/>
       <w:r>
         <w:rPr>
           <w:rFonts w:ascii="Times New Roman" w:hAnsi="Times New Roman" w:cs="Times New Roman"/>
@@ -856,7 +896,79 @@
           <w:sz w:val="28"/>
           <w:szCs w:val="28"/>
         </w:rPr>
-        <w:t>Гаранин А.А., Айдумова О.Ю., Рубаненко А.О., Хуморова А.Р., Колсанов А.В. Возможности акустического анализа голоса в диагностике хронических неинфекционных заболеваний: систематический обзор и метаанализ // Кардиоваскулярная терапия и профилактика. 2025. Т. 24, № 7. С. 4407. DOI: 10.15829/1728-8800-2025-4407.</w:t>
+        <w:t xml:space="preserve">Гаранин А.А., </w:t>
+      </w:r>
+      <w:proofErr w:type="spellStart"/>
+      <w:r>
+        <w:rPr>
+          <w:rFonts w:ascii="Times New Roman" w:hAnsi="Times New Roman" w:cs="Times New Roman"/>
+          <w:sz w:val="28"/>
+          <w:szCs w:val="28"/>
+        </w:rPr>
+        <w:t>Айдумова</w:t>
+      </w:r>
+      <w:proofErr w:type="spellEnd"/>
+      <w:r>
+        <w:rPr>
+          <w:rFonts w:ascii="Times New Roman" w:hAnsi="Times New Roman" w:cs="Times New Roman"/>
+          <w:sz w:val="28"/>
+          <w:szCs w:val="28"/>
+        </w:rPr>
+        <w:t xml:space="preserve"> О.Ю., Рубаненко А.О., </w:t>
+      </w:r>
+      <w:proofErr w:type="spellStart"/>
+      <w:r>
+        <w:rPr>
+          <w:rFonts w:ascii="Times New Roman" w:hAnsi="Times New Roman" w:cs="Times New Roman"/>
+          <w:sz w:val="28"/>
+          <w:szCs w:val="28"/>
+        </w:rPr>
+        <w:t>Хуморова</w:t>
+      </w:r>
+      <w:proofErr w:type="spellEnd"/>
+      <w:r>
+        <w:rPr>
+          <w:rFonts w:ascii="Times New Roman" w:hAnsi="Times New Roman" w:cs="Times New Roman"/>
+          <w:sz w:val="28"/>
+          <w:szCs w:val="28"/>
+        </w:rPr>
+        <w:t xml:space="preserve"> А.Р., </w:t>
+      </w:r>
+      <w:proofErr w:type="spellStart"/>
+      <w:r>
+        <w:rPr>
+          <w:rFonts w:ascii="Times New Roman" w:hAnsi="Times New Roman" w:cs="Times New Roman"/>
+          <w:sz w:val="28"/>
+          <w:szCs w:val="28"/>
+        </w:rPr>
+        <w:t>Колсанов</w:t>
+      </w:r>
+      <w:proofErr w:type="spellEnd"/>
+      <w:r>
+        <w:rPr>
+          <w:rFonts w:ascii="Times New Roman" w:hAnsi="Times New Roman" w:cs="Times New Roman"/>
+          <w:sz w:val="28"/>
+          <w:szCs w:val="28"/>
+        </w:rPr>
+        <w:t xml:space="preserve"> А.В. Возможности акустического анализа голоса в диагностике хронических неинфекционных заболеваний: систематический обзор и метаанализ // Кардиоваскулярная терапия и профилактика. 2025. Т. 24, № 7. С. 4407. DOI: 10.15829/</w:t>
+      </w:r>
+      <w:proofErr w:type="gramStart"/>
+      <w:r>
+        <w:rPr>
+          <w:rFonts w:ascii="Times New Roman" w:hAnsi="Times New Roman" w:cs="Times New Roman"/>
+          <w:sz w:val="28"/>
+          <w:szCs w:val="28"/>
+        </w:rPr>
+        <w:t>1728-8800-2025-4407</w:t>
+      </w:r>
+      <w:proofErr w:type="gramEnd"/>
+      <w:r>
+        <w:rPr>
+          <w:rFonts w:ascii="Times New Roman" w:hAnsi="Times New Roman" w:cs="Times New Roman"/>
+          <w:sz w:val="28"/>
+          <w:szCs w:val="28"/>
+        </w:rPr>
+        <w:t>.</w:t>
       </w:r>
     </w:p>
     <w:p>
@@ -874,7 +986,25 @@
           <w:sz w:val="28"/>
           <w:szCs w:val="28"/>
         </w:rPr>
-        <w:t xml:space="preserve">Обзор статей с 2015-2025 гг. </w:t>
+        <w:t xml:space="preserve">Обзор статей с </w:t>
+      </w:r>
+      <w:proofErr w:type="gramStart"/>
+      <w:r>
+        <w:rPr>
+          <w:rFonts w:ascii="Times New Roman" w:hAnsi="Times New Roman" w:cs="Times New Roman"/>
+          <w:sz w:val="28"/>
+          <w:szCs w:val="28"/>
+        </w:rPr>
+        <w:t>2015-2025</w:t>
+      </w:r>
+      <w:proofErr w:type="gramEnd"/>
+      <w:r>
+        <w:rPr>
+          <w:rFonts w:ascii="Times New Roman" w:hAnsi="Times New Roman" w:cs="Times New Roman"/>
+          <w:sz w:val="28"/>
+          <w:szCs w:val="28"/>
+        </w:rPr>
+        <w:t xml:space="preserve"> гг. </w:t>
       </w:r>
       <w:r>
         <w:rPr>
@@ -941,7 +1071,43 @@
           <w:sz w:val="28"/>
           <w:szCs w:val="28"/>
         </w:rPr>
-        <w:t xml:space="preserve"> (ошибка конфаудинга, ошибка отбора участников исследования, ошибка классификации воздействий, ошибка связанная с отклонением от намеченного вмешательства, ошибка пропуска данных, ошибка измерений результатов, ошибка измерения результатов, ошибка представления результатов и общая ошибка). Оценка с помощью критерия Пирсона, индекса гетерогенности.</w:t>
+        <w:t xml:space="preserve"> (ошибка </w:t>
+      </w:r>
+      <w:proofErr w:type="spellStart"/>
+      <w:r>
+        <w:rPr>
+          <w:rFonts w:ascii="Times New Roman" w:hAnsi="Times New Roman" w:cs="Times New Roman"/>
+          <w:sz w:val="28"/>
+          <w:szCs w:val="28"/>
+        </w:rPr>
+        <w:t>конфаудинга</w:t>
+      </w:r>
+      <w:proofErr w:type="spellEnd"/>
+      <w:r>
+        <w:rPr>
+          <w:rFonts w:ascii="Times New Roman" w:hAnsi="Times New Roman" w:cs="Times New Roman"/>
+          <w:sz w:val="28"/>
+          <w:szCs w:val="28"/>
+        </w:rPr>
+        <w:t xml:space="preserve">, ошибка отбора участников исследования, ошибка классификации воздействий, </w:t>
+      </w:r>
+      <w:proofErr w:type="gramStart"/>
+      <w:r>
+        <w:rPr>
+          <w:rFonts w:ascii="Times New Roman" w:hAnsi="Times New Roman" w:cs="Times New Roman"/>
+          <w:sz w:val="28"/>
+          <w:szCs w:val="28"/>
+        </w:rPr>
+        <w:t>ошибка</w:t>
+      </w:r>
+      <w:proofErr w:type="gramEnd"/>
+      <w:r>
+        <w:rPr>
+          <w:rFonts w:ascii="Times New Roman" w:hAnsi="Times New Roman" w:cs="Times New Roman"/>
+          <w:sz w:val="28"/>
+          <w:szCs w:val="28"/>
+        </w:rPr>
+        <w:t xml:space="preserve"> связанная с отклонением от намеченного вмешательства, ошибка пропуска данных, ошибка измерений результатов, ошибка измерения результатов, ошибка представления результатов и общая ошибка). Оценка с помощью критерия Пирсона, индекса гетерогенности.</w:t>
       </w:r>
     </w:p>
     <w:p>
@@ -1046,6 +1212,7 @@
         </w:rPr>
         <w:t xml:space="preserve">.: [1] 91 пациент (51 с СД 2 типа и 40 здоровых). Программное обеспечение – </w:t>
       </w:r>
+      <w:proofErr w:type="spellStart"/>
       <w:r>
         <w:rPr>
           <w:rFonts w:ascii="Times New Roman" w:hAnsi="Times New Roman" w:cs="Times New Roman"/>
@@ -1055,6 +1222,7 @@
         </w:rPr>
         <w:t>Praat</w:t>
       </w:r>
+      <w:proofErr w:type="spellEnd"/>
       <w:r>
         <w:rPr>
           <w:rFonts w:ascii="Times New Roman" w:hAnsi="Times New Roman" w:cs="Times New Roman"/>
@@ -1072,13 +1240,59 @@
         </w:rPr>
         <w:t xml:space="preserve"> </w:t>
       </w:r>
-      <w:r>
-        <w:rPr>
-          <w:rFonts w:ascii="Times New Roman" w:hAnsi="Times New Roman" w:cs="Times New Roman"/>
-          <w:sz w:val="28"/>
-          <w:szCs w:val="28"/>
-        </w:rPr>
-        <w:t>Kara E, et al [2]: 64 пациента (32 – пациенты с СД 1 типа и 32 здоровых)</w:t>
+      <w:proofErr w:type="spellStart"/>
+      <w:r>
+        <w:rPr>
+          <w:rFonts w:ascii="Times New Roman" w:hAnsi="Times New Roman" w:cs="Times New Roman"/>
+          <w:sz w:val="28"/>
+          <w:szCs w:val="28"/>
+        </w:rPr>
+        <w:t>Kara</w:t>
+      </w:r>
+      <w:proofErr w:type="spellEnd"/>
+      <w:r>
+        <w:rPr>
+          <w:rFonts w:ascii="Times New Roman" w:hAnsi="Times New Roman" w:cs="Times New Roman"/>
+          <w:sz w:val="28"/>
+          <w:szCs w:val="28"/>
+        </w:rPr>
+        <w:t xml:space="preserve"> E, </w:t>
+      </w:r>
+      <w:proofErr w:type="spellStart"/>
+      <w:r>
+        <w:rPr>
+          <w:rFonts w:ascii="Times New Roman" w:hAnsi="Times New Roman" w:cs="Times New Roman"/>
+          <w:sz w:val="28"/>
+          <w:szCs w:val="28"/>
+        </w:rPr>
+        <w:t>et</w:t>
+      </w:r>
+      <w:proofErr w:type="spellEnd"/>
+      <w:r>
+        <w:rPr>
+          <w:rFonts w:ascii="Times New Roman" w:hAnsi="Times New Roman" w:cs="Times New Roman"/>
+          <w:sz w:val="28"/>
+          <w:szCs w:val="28"/>
+        </w:rPr>
+        <w:t xml:space="preserve"> </w:t>
+      </w:r>
+      <w:proofErr w:type="spellStart"/>
+      <w:r>
+        <w:rPr>
+          <w:rFonts w:ascii="Times New Roman" w:hAnsi="Times New Roman" w:cs="Times New Roman"/>
+          <w:sz w:val="28"/>
+          <w:szCs w:val="28"/>
+        </w:rPr>
+        <w:t>al</w:t>
+      </w:r>
+      <w:proofErr w:type="spellEnd"/>
+      <w:r>
+        <w:rPr>
+          <w:rFonts w:ascii="Times New Roman" w:hAnsi="Times New Roman" w:cs="Times New Roman"/>
+          <w:sz w:val="28"/>
+          <w:szCs w:val="28"/>
+        </w:rPr>
+        <w:t xml:space="preserve"> [2]: 64 пациента (32 – пациенты с СД 1 типа и 32 здоровых)</w:t>
       </w:r>
     </w:p>
     <w:tbl>
@@ -1316,7 +1530,61 @@
           <w:sz w:val="28"/>
           <w:szCs w:val="28"/>
         </w:rPr>
-        <w:t>Бронхиальные заболевания. Saeed A, et al. 30 пациентов с бронхиальной астмой 30 пациентов с ХОБЛ. В группе с ХОБЛ нарушение голосообразования у пациентов с 30%, бронхиальная астма – 16.7% Изменение голоса коррелирует с тяжестью заболевания</w:t>
+        <w:t xml:space="preserve">Бронхиальные заболевания. </w:t>
+      </w:r>
+      <w:proofErr w:type="spellStart"/>
+      <w:r>
+        <w:rPr>
+          <w:rFonts w:ascii="Times New Roman" w:hAnsi="Times New Roman" w:cs="Times New Roman"/>
+          <w:sz w:val="28"/>
+          <w:szCs w:val="28"/>
+        </w:rPr>
+        <w:t>Saeed</w:t>
+      </w:r>
+      <w:proofErr w:type="spellEnd"/>
+      <w:r>
+        <w:rPr>
+          <w:rFonts w:ascii="Times New Roman" w:hAnsi="Times New Roman" w:cs="Times New Roman"/>
+          <w:sz w:val="28"/>
+          <w:szCs w:val="28"/>
+        </w:rPr>
+        <w:t xml:space="preserve"> A, </w:t>
+      </w:r>
+      <w:proofErr w:type="spellStart"/>
+      <w:r>
+        <w:rPr>
+          <w:rFonts w:ascii="Times New Roman" w:hAnsi="Times New Roman" w:cs="Times New Roman"/>
+          <w:sz w:val="28"/>
+          <w:szCs w:val="28"/>
+        </w:rPr>
+        <w:t>et</w:t>
+      </w:r>
+      <w:proofErr w:type="spellEnd"/>
+      <w:r>
+        <w:rPr>
+          <w:rFonts w:ascii="Times New Roman" w:hAnsi="Times New Roman" w:cs="Times New Roman"/>
+          <w:sz w:val="28"/>
+          <w:szCs w:val="28"/>
+        </w:rPr>
+        <w:t xml:space="preserve"> </w:t>
+      </w:r>
+      <w:proofErr w:type="spellStart"/>
+      <w:r>
+        <w:rPr>
+          <w:rFonts w:ascii="Times New Roman" w:hAnsi="Times New Roman" w:cs="Times New Roman"/>
+          <w:sz w:val="28"/>
+          <w:szCs w:val="28"/>
+        </w:rPr>
+        <w:t>al</w:t>
+      </w:r>
+      <w:proofErr w:type="spellEnd"/>
+      <w:r>
+        <w:rPr>
+          <w:rFonts w:ascii="Times New Roman" w:hAnsi="Times New Roman" w:cs="Times New Roman"/>
+          <w:sz w:val="28"/>
+          <w:szCs w:val="28"/>
+        </w:rPr>
+        <w:t>. 30 пациентов с бронхиальной астмой 30 пациентов с ХОБЛ. В группе с ХОБЛ нарушение голосообразования у пациентов с 30%, бронхиальная астма – 16.7% Изменение голоса коррелирует с тяжестью заболевания</w:t>
       </w:r>
     </w:p>
     <w:tbl>
@@ -1506,6 +1774,7 @@
         </w:rPr>
         <w:t xml:space="preserve"> </w:t>
       </w:r>
+      <w:proofErr w:type="gramStart"/>
       <w:r>
         <w:rPr>
           <w:rFonts w:ascii="Times New Roman" w:hAnsi="Times New Roman" w:cs="Times New Roman"/>
@@ -1521,7 +1790,16 @@
           <w:sz w:val="28"/>
           <w:szCs w:val="28"/>
         </w:rPr>
-        <w:t xml:space="preserve">,, </w:t>
+        <w:t>,,</w:t>
+      </w:r>
+      <w:proofErr w:type="gramEnd"/>
+      <w:r>
+        <w:rPr>
+          <w:rFonts w:ascii="Times New Roman" w:hAnsi="Times New Roman" w:cs="Times New Roman"/>
+          <w:sz w:val="28"/>
+          <w:szCs w:val="28"/>
+        </w:rPr>
+        <w:t xml:space="preserve"> </w:t>
       </w:r>
       <w:r>
         <w:rPr>
@@ -1745,7 +2023,25 @@
           <w:szCs w:val="28"/>
         </w:rPr>
         <w:lastRenderedPageBreak/>
-        <w:t>Анализ акусических характеристик для людей с СД противоречив, необходимы исследования (может быть использован для тяжести заболевания и длительности).</w:t>
+        <w:t xml:space="preserve">Анализ </w:t>
+      </w:r>
+      <w:proofErr w:type="spellStart"/>
+      <w:r>
+        <w:rPr>
+          <w:rFonts w:ascii="Times New Roman" w:hAnsi="Times New Roman" w:cs="Times New Roman"/>
+          <w:sz w:val="28"/>
+          <w:szCs w:val="28"/>
+        </w:rPr>
+        <w:t>акусических</w:t>
+      </w:r>
+      <w:proofErr w:type="spellEnd"/>
+      <w:r>
+        <w:rPr>
+          <w:rFonts w:ascii="Times New Roman" w:hAnsi="Times New Roman" w:cs="Times New Roman"/>
+          <w:sz w:val="28"/>
+          <w:szCs w:val="28"/>
+        </w:rPr>
+        <w:t xml:space="preserve"> характеристик для людей с СД противоречив, необходимы исследования (может быть использован для тяжести заболевания и длительности).</w:t>
       </w:r>
     </w:p>
     <w:p>
@@ -1818,7 +2114,7 @@
           <w:szCs w:val="28"/>
         </w:rPr>
       </w:pPr>
-      <w:bookmarkStart w:id="2" w:name="_Toc237371185"/>
+      <w:bookmarkStart w:id="2" w:name="_Toc238122847"/>
       <w:r>
         <w:rPr>
           <w:rFonts w:ascii="Times New Roman" w:hAnsi="Times New Roman" w:cs="Times New Roman"/>
@@ -1846,7 +2142,25 @@
           <w:sz w:val="28"/>
           <w:szCs w:val="28"/>
         </w:rPr>
-        <w:t xml:space="preserve">Конюхов В.Н., Гаранин А.А., Колсанов А.В. Параметры речевого сигнала как биомаркеры для дистанционного мониторинга пациентов с хронической сердечной недостаточностью. Кардиология. 2025;65(12):20-27. </w:t>
+        <w:t xml:space="preserve">Конюхов В.Н., Гаранин А.А., </w:t>
+      </w:r>
+      <w:proofErr w:type="spellStart"/>
+      <w:r>
+        <w:rPr>
+          <w:rFonts w:ascii="Times New Roman" w:hAnsi="Times New Roman" w:cs="Times New Roman"/>
+          <w:sz w:val="28"/>
+          <w:szCs w:val="28"/>
+        </w:rPr>
+        <w:t>Колсанов</w:t>
+      </w:r>
+      <w:proofErr w:type="spellEnd"/>
+      <w:r>
+        <w:rPr>
+          <w:rFonts w:ascii="Times New Roman" w:hAnsi="Times New Roman" w:cs="Times New Roman"/>
+          <w:sz w:val="28"/>
+          <w:szCs w:val="28"/>
+        </w:rPr>
+        <w:t xml:space="preserve"> А.В. Параметры речевого сигнала как биомаркеры для дистанционного мониторинга пациентов с хронической сердечной недостаточностью. Кардиология. 2025;65(12):20-27. </w:t>
       </w:r>
       <w:hyperlink r:id="rId10" w:history="1">
         <w:r>
@@ -1893,6 +2207,7 @@
         </w:rPr>
         <w:t xml:space="preserve"> с ХСН в период обострения, 38 пациентов в период ремиссии и 57 практически здоровых лиц. Программное обеспечение – </w:t>
       </w:r>
+      <w:proofErr w:type="spellStart"/>
       <w:r>
         <w:rPr>
           <w:rFonts w:ascii="Times New Roman" w:hAnsi="Times New Roman" w:cs="Times New Roman"/>
@@ -1902,6 +2217,7 @@
         </w:rPr>
         <w:t>Praat</w:t>
       </w:r>
+      <w:proofErr w:type="spellEnd"/>
       <w:r>
         <w:rPr>
           <w:rFonts w:ascii="Times New Roman" w:hAnsi="Times New Roman" w:cs="Times New Roman"/>
@@ -1952,7 +2268,197 @@
           <w:szCs w:val="28"/>
         </w:rPr>
         <w:lastRenderedPageBreak/>
-        <w:t>Показатели: среднее, мини мальное и максимальное значение частоты основного тона, его среднеквадратичное отклонение, диапазон изменения и средний абсолютный наклон, джиттеры (local, abs, rap, ppq5, ddp), шимме ры: (local, apq3, apq5, apq11, dda), отношение гармоники / шум, отношение количества озвучен ных кадров к общему количеству кадров.</w:t>
+        <w:t xml:space="preserve">Показатели: среднее, мини </w:t>
+      </w:r>
+      <w:proofErr w:type="spellStart"/>
+      <w:r>
+        <w:rPr>
+          <w:rFonts w:ascii="Times New Roman" w:hAnsi="Times New Roman" w:cs="Times New Roman"/>
+          <w:sz w:val="28"/>
+          <w:szCs w:val="28"/>
+        </w:rPr>
+        <w:t>мальное</w:t>
+      </w:r>
+      <w:proofErr w:type="spellEnd"/>
+      <w:r>
+        <w:rPr>
+          <w:rFonts w:ascii="Times New Roman" w:hAnsi="Times New Roman" w:cs="Times New Roman"/>
+          <w:sz w:val="28"/>
+          <w:szCs w:val="28"/>
+        </w:rPr>
+        <w:t xml:space="preserve"> и максимальное значение частоты основного тона, его среднеквадратичное отклонение, диапазон изменения и средний абсолютный наклон, джиттеры (</w:t>
+      </w:r>
+      <w:proofErr w:type="spellStart"/>
+      <w:r>
+        <w:rPr>
+          <w:rFonts w:ascii="Times New Roman" w:hAnsi="Times New Roman" w:cs="Times New Roman"/>
+          <w:sz w:val="28"/>
+          <w:szCs w:val="28"/>
+        </w:rPr>
+        <w:t>local</w:t>
+      </w:r>
+      <w:proofErr w:type="spellEnd"/>
+      <w:r>
+        <w:rPr>
+          <w:rFonts w:ascii="Times New Roman" w:hAnsi="Times New Roman" w:cs="Times New Roman"/>
+          <w:sz w:val="28"/>
+          <w:szCs w:val="28"/>
+        </w:rPr>
+        <w:t xml:space="preserve">, </w:t>
+      </w:r>
+      <w:proofErr w:type="spellStart"/>
+      <w:r>
+        <w:rPr>
+          <w:rFonts w:ascii="Times New Roman" w:hAnsi="Times New Roman" w:cs="Times New Roman"/>
+          <w:sz w:val="28"/>
+          <w:szCs w:val="28"/>
+        </w:rPr>
+        <w:t>abs</w:t>
+      </w:r>
+      <w:proofErr w:type="spellEnd"/>
+      <w:r>
+        <w:rPr>
+          <w:rFonts w:ascii="Times New Roman" w:hAnsi="Times New Roman" w:cs="Times New Roman"/>
+          <w:sz w:val="28"/>
+          <w:szCs w:val="28"/>
+        </w:rPr>
+        <w:t xml:space="preserve">, </w:t>
+      </w:r>
+      <w:proofErr w:type="spellStart"/>
+      <w:r>
+        <w:rPr>
+          <w:rFonts w:ascii="Times New Roman" w:hAnsi="Times New Roman" w:cs="Times New Roman"/>
+          <w:sz w:val="28"/>
+          <w:szCs w:val="28"/>
+        </w:rPr>
+        <w:t>rap</w:t>
+      </w:r>
+      <w:proofErr w:type="spellEnd"/>
+      <w:r>
+        <w:rPr>
+          <w:rFonts w:ascii="Times New Roman" w:hAnsi="Times New Roman" w:cs="Times New Roman"/>
+          <w:sz w:val="28"/>
+          <w:szCs w:val="28"/>
+        </w:rPr>
+        <w:t xml:space="preserve">, ppq5, </w:t>
+      </w:r>
+      <w:proofErr w:type="spellStart"/>
+      <w:r>
+        <w:rPr>
+          <w:rFonts w:ascii="Times New Roman" w:hAnsi="Times New Roman" w:cs="Times New Roman"/>
+          <w:sz w:val="28"/>
+          <w:szCs w:val="28"/>
+        </w:rPr>
+        <w:t>ddp</w:t>
+      </w:r>
+      <w:proofErr w:type="spellEnd"/>
+      <w:r>
+        <w:rPr>
+          <w:rFonts w:ascii="Times New Roman" w:hAnsi="Times New Roman" w:cs="Times New Roman"/>
+          <w:sz w:val="28"/>
+          <w:szCs w:val="28"/>
+        </w:rPr>
+        <w:t xml:space="preserve">), </w:t>
+      </w:r>
+      <w:proofErr w:type="spellStart"/>
+      <w:r>
+        <w:rPr>
+          <w:rFonts w:ascii="Times New Roman" w:hAnsi="Times New Roman" w:cs="Times New Roman"/>
+          <w:sz w:val="28"/>
+          <w:szCs w:val="28"/>
+        </w:rPr>
+        <w:t>шимме</w:t>
+      </w:r>
+      <w:proofErr w:type="spellEnd"/>
+      <w:r>
+        <w:rPr>
+          <w:rFonts w:ascii="Times New Roman" w:hAnsi="Times New Roman" w:cs="Times New Roman"/>
+          <w:sz w:val="28"/>
+          <w:szCs w:val="28"/>
+        </w:rPr>
+        <w:t xml:space="preserve"> </w:t>
+      </w:r>
+      <w:proofErr w:type="spellStart"/>
+      <w:r>
+        <w:rPr>
+          <w:rFonts w:ascii="Times New Roman" w:hAnsi="Times New Roman" w:cs="Times New Roman"/>
+          <w:sz w:val="28"/>
+          <w:szCs w:val="28"/>
+        </w:rPr>
+        <w:t>ры</w:t>
+      </w:r>
+      <w:proofErr w:type="spellEnd"/>
+      <w:r>
+        <w:rPr>
+          <w:rFonts w:ascii="Times New Roman" w:hAnsi="Times New Roman" w:cs="Times New Roman"/>
+          <w:sz w:val="28"/>
+          <w:szCs w:val="28"/>
+        </w:rPr>
+        <w:t>: (</w:t>
+      </w:r>
+      <w:proofErr w:type="spellStart"/>
+      <w:r>
+        <w:rPr>
+          <w:rFonts w:ascii="Times New Roman" w:hAnsi="Times New Roman" w:cs="Times New Roman"/>
+          <w:sz w:val="28"/>
+          <w:szCs w:val="28"/>
+        </w:rPr>
+        <w:t>local</w:t>
+      </w:r>
+      <w:proofErr w:type="spellEnd"/>
+      <w:r>
+        <w:rPr>
+          <w:rFonts w:ascii="Times New Roman" w:hAnsi="Times New Roman" w:cs="Times New Roman"/>
+          <w:sz w:val="28"/>
+          <w:szCs w:val="28"/>
+        </w:rPr>
+        <w:t xml:space="preserve">, apq3, apq5, apq11, </w:t>
+      </w:r>
+      <w:proofErr w:type="spellStart"/>
+      <w:r>
+        <w:rPr>
+          <w:rFonts w:ascii="Times New Roman" w:hAnsi="Times New Roman" w:cs="Times New Roman"/>
+          <w:sz w:val="28"/>
+          <w:szCs w:val="28"/>
+        </w:rPr>
+        <w:t>dda</w:t>
+      </w:r>
+      <w:proofErr w:type="spellEnd"/>
+      <w:r>
+        <w:rPr>
+          <w:rFonts w:ascii="Times New Roman" w:hAnsi="Times New Roman" w:cs="Times New Roman"/>
+          <w:sz w:val="28"/>
+          <w:szCs w:val="28"/>
+        </w:rPr>
+        <w:t xml:space="preserve">), отношение гармоники / шум, отношение количества </w:t>
+      </w:r>
+      <w:proofErr w:type="gramStart"/>
+      <w:r>
+        <w:rPr>
+          <w:rFonts w:ascii="Times New Roman" w:hAnsi="Times New Roman" w:cs="Times New Roman"/>
+          <w:sz w:val="28"/>
+          <w:szCs w:val="28"/>
+        </w:rPr>
+        <w:t xml:space="preserve">озвучен </w:t>
+      </w:r>
+      <w:proofErr w:type="spellStart"/>
+      <w:r>
+        <w:rPr>
+          <w:rFonts w:ascii="Times New Roman" w:hAnsi="Times New Roman" w:cs="Times New Roman"/>
+          <w:sz w:val="28"/>
+          <w:szCs w:val="28"/>
+        </w:rPr>
+        <w:t>ных</w:t>
+      </w:r>
+      <w:proofErr w:type="spellEnd"/>
+      <w:proofErr w:type="gramEnd"/>
+      <w:r>
+        <w:rPr>
+          <w:rFonts w:ascii="Times New Roman" w:hAnsi="Times New Roman" w:cs="Times New Roman"/>
+          <w:sz w:val="28"/>
+          <w:szCs w:val="28"/>
+        </w:rPr>
+        <w:t xml:space="preserve"> кадров к общему количеству кадров.</w:t>
       </w:r>
     </w:p>
     <w:p>
@@ -2148,40 +2654,228 @@
           <w:sz w:val="28"/>
           <w:szCs w:val="28"/>
         </w:rPr>
-        <w:t>Для статистик лучшие результаты получились на исходных записях, а для джиттера и шиммера – для записей с выделенными вокализированными звуками и удаленными паузами.</w:t>
-      </w:r>
+        <w:t xml:space="preserve">Для статистик лучшие результаты получились на исходных записях, а для джиттера и </w:t>
+      </w:r>
+      <w:proofErr w:type="spellStart"/>
+      <w:r>
+        <w:rPr>
+          <w:rFonts w:ascii="Times New Roman" w:hAnsi="Times New Roman" w:cs="Times New Roman"/>
+          <w:sz w:val="28"/>
+          <w:szCs w:val="28"/>
+        </w:rPr>
+        <w:t>шиммера</w:t>
+      </w:r>
+      <w:proofErr w:type="spellEnd"/>
+      <w:r>
+        <w:rPr>
+          <w:rFonts w:ascii="Times New Roman" w:hAnsi="Times New Roman" w:cs="Times New Roman"/>
+          <w:sz w:val="28"/>
+          <w:szCs w:val="28"/>
+        </w:rPr>
+        <w:t> – для записей с выделенными вокализированными звуками и удаленными паузами.</w:t>
+      </w:r>
+    </w:p>
+    <w:p>
+      <w:pPr>
+        <w:pStyle w:val="a7"/>
+        <w:numPr>
+          <w:ilvl w:val="1"/>
+          <w:numId w:val="1"/>
+        </w:numPr>
+        <w:jc w:val="both"/>
+        <w:outlineLvl w:val="1"/>
+        <w:rPr>
+          <w:rFonts w:ascii="Times New Roman" w:hAnsi="Times New Roman" w:cs="Times New Roman"/>
+          <w:sz w:val="28"/>
+          <w:szCs w:val="28"/>
+          <w:lang w:val="en-US"/>
+        </w:rPr>
+      </w:pPr>
+      <w:bookmarkStart w:id="3" w:name="_Toc238122848"/>
+      <w:r>
+        <w:rPr>
+          <w:rFonts w:ascii="Times New Roman" w:hAnsi="Times New Roman" w:cs="Times New Roman"/>
+          <w:b/>
+          <w:bCs/>
+          <w:sz w:val="28"/>
+          <w:szCs w:val="28"/>
+        </w:rPr>
+        <w:t>Классификация</w:t>
+      </w:r>
+      <w:r>
+        <w:rPr>
+          <w:rFonts w:ascii="Times New Roman" w:hAnsi="Times New Roman" w:cs="Times New Roman"/>
+          <w:b/>
+          <w:bCs/>
+          <w:sz w:val="28"/>
+          <w:szCs w:val="28"/>
+          <w:lang w:val="en-US"/>
+        </w:rPr>
+        <w:t xml:space="preserve"> </w:t>
+      </w:r>
+      <w:r>
+        <w:rPr>
+          <w:rFonts w:ascii="Times New Roman" w:hAnsi="Times New Roman" w:cs="Times New Roman"/>
+          <w:b/>
+          <w:bCs/>
+          <w:sz w:val="28"/>
+          <w:szCs w:val="28"/>
+        </w:rPr>
+        <w:t>ССЗ</w:t>
+      </w:r>
+      <w:r>
+        <w:rPr>
+          <w:rFonts w:ascii="Times New Roman" w:hAnsi="Times New Roman" w:cs="Times New Roman"/>
+          <w:b/>
+          <w:bCs/>
+          <w:sz w:val="28"/>
+          <w:szCs w:val="28"/>
+          <w:lang w:val="en-US"/>
+        </w:rPr>
+        <w:t xml:space="preserve"> </w:t>
+      </w:r>
+      <w:r>
+        <w:rPr>
+          <w:rFonts w:ascii="Times New Roman" w:hAnsi="Times New Roman" w:cs="Times New Roman"/>
+          <w:b/>
+          <w:bCs/>
+          <w:sz w:val="28"/>
+          <w:szCs w:val="28"/>
+        </w:rPr>
+        <w:t>изменение</w:t>
+      </w:r>
+      <w:r>
+        <w:rPr>
+          <w:rFonts w:ascii="Times New Roman" w:hAnsi="Times New Roman" w:cs="Times New Roman"/>
+          <w:b/>
+          <w:bCs/>
+          <w:sz w:val="28"/>
+          <w:szCs w:val="28"/>
+          <w:lang w:val="en-US"/>
+        </w:rPr>
+        <w:t xml:space="preserve"> </w:t>
+      </w:r>
+      <w:r>
+        <w:rPr>
+          <w:rFonts w:ascii="Times New Roman" w:hAnsi="Times New Roman" w:cs="Times New Roman"/>
+          <w:b/>
+          <w:bCs/>
+          <w:sz w:val="28"/>
+          <w:szCs w:val="28"/>
+        </w:rPr>
+        <w:t>речи</w:t>
+      </w:r>
+      <w:bookmarkEnd w:id="3"/>
     </w:p>
     <w:p>
       <w:pPr>
         <w:jc w:val="both"/>
-        <w:outlineLvl w:val="1"/>
-        <w:rPr>
-          <w:rFonts w:ascii="Times New Roman" w:hAnsi="Times New Roman" w:cs="Times New Roman"/>
-          <w:sz w:val="28"/>
-          <w:szCs w:val="28"/>
+        <w:rPr>
+          <w:rFonts w:ascii="Times New Roman" w:hAnsi="Times New Roman" w:cs="Times New Roman"/>
+          <w:sz w:val="28"/>
+          <w:szCs w:val="28"/>
+          <w:lang w:val="en-US"/>
         </w:rPr>
       </w:pPr>
-      <w:bookmarkStart w:id="3" w:name="_Toc237371186"/>
-      <w:r>
-        <w:rPr>
-          <w:rFonts w:ascii="Times New Roman" w:hAnsi="Times New Roman" w:cs="Times New Roman"/>
-          <w:b/>
-          <w:bCs/>
-          <w:sz w:val="28"/>
-          <w:szCs w:val="28"/>
-        </w:rPr>
-        <w:t xml:space="preserve">1.3 </w:t>
-      </w:r>
-      <w:bookmarkEnd w:id="3"/>
-      <w:r>
-        <w:rPr>
-          <w:rFonts w:ascii="Times New Roman" w:hAnsi="Times New Roman" w:cs="Times New Roman"/>
-          <w:b/>
-          <w:bCs/>
-          <w:sz w:val="28"/>
-          <w:szCs w:val="28"/>
-        </w:rPr>
-        <w:t>Классификация ССЗ изменение речи</w:t>
+      <w:proofErr w:type="spellStart"/>
+      <w:r>
+        <w:rPr>
+          <w:rFonts w:ascii="Times New Roman" w:hAnsi="Times New Roman" w:cs="Times New Roman"/>
+          <w:sz w:val="28"/>
+          <w:szCs w:val="28"/>
+          <w:lang w:val="en-US"/>
+        </w:rPr>
+        <w:t>Bourouhou</w:t>
+      </w:r>
+      <w:proofErr w:type="spellEnd"/>
+      <w:r>
+        <w:rPr>
+          <w:rFonts w:ascii="Times New Roman" w:hAnsi="Times New Roman" w:cs="Times New Roman"/>
+          <w:sz w:val="28"/>
+          <w:szCs w:val="28"/>
+          <w:lang w:val="en-US"/>
+        </w:rPr>
+        <w:t xml:space="preserve"> A., Jilbab A., </w:t>
+      </w:r>
+      <w:proofErr w:type="spellStart"/>
+      <w:r>
+        <w:rPr>
+          <w:rFonts w:ascii="Times New Roman" w:hAnsi="Times New Roman" w:cs="Times New Roman"/>
+          <w:sz w:val="28"/>
+          <w:szCs w:val="28"/>
+          <w:lang w:val="en-US"/>
+        </w:rPr>
+        <w:t>Nacir</w:t>
+      </w:r>
+      <w:proofErr w:type="spellEnd"/>
+      <w:r>
+        <w:rPr>
+          <w:rFonts w:ascii="Times New Roman" w:hAnsi="Times New Roman" w:cs="Times New Roman"/>
+          <w:sz w:val="28"/>
+          <w:szCs w:val="28"/>
+          <w:lang w:val="en-US"/>
+        </w:rPr>
+        <w:t xml:space="preserve"> C., </w:t>
+      </w:r>
+      <w:proofErr w:type="spellStart"/>
+      <w:r>
+        <w:rPr>
+          <w:rFonts w:ascii="Times New Roman" w:hAnsi="Times New Roman" w:cs="Times New Roman"/>
+          <w:sz w:val="28"/>
+          <w:szCs w:val="28"/>
+          <w:lang w:val="en-US"/>
+        </w:rPr>
+        <w:t>Hammouch</w:t>
+      </w:r>
+      <w:proofErr w:type="spellEnd"/>
+      <w:r>
+        <w:rPr>
+          <w:rFonts w:ascii="Times New Roman" w:hAnsi="Times New Roman" w:cs="Times New Roman"/>
+          <w:sz w:val="28"/>
+          <w:szCs w:val="28"/>
+          <w:lang w:val="en-US"/>
+        </w:rPr>
+        <w:t xml:space="preserve"> A. Classification of cardiovascular diseases using dysphonia measurement in speech // </w:t>
+      </w:r>
+      <w:proofErr w:type="spellStart"/>
+      <w:r>
+        <w:rPr>
+          <w:rFonts w:ascii="Times New Roman" w:hAnsi="Times New Roman" w:cs="Times New Roman"/>
+          <w:sz w:val="28"/>
+          <w:szCs w:val="28"/>
+          <w:lang w:val="en-US"/>
+        </w:rPr>
+        <w:t>Diagnostyka</w:t>
+      </w:r>
+      <w:proofErr w:type="spellEnd"/>
+      <w:r>
+        <w:rPr>
+          <w:rFonts w:ascii="Times New Roman" w:hAnsi="Times New Roman" w:cs="Times New Roman"/>
+          <w:sz w:val="28"/>
+          <w:szCs w:val="28"/>
+          <w:lang w:val="en-US"/>
+        </w:rPr>
+        <w:t>. – 2021. – Vol. 22, No. 1. – P. 31–37. – ISSN 1641-6414. – DOI: 10.29354/</w:t>
+      </w:r>
+      <w:proofErr w:type="spellStart"/>
+      <w:r>
+        <w:rPr>
+          <w:rFonts w:ascii="Times New Roman" w:hAnsi="Times New Roman" w:cs="Times New Roman"/>
+          <w:sz w:val="28"/>
+          <w:szCs w:val="28"/>
+          <w:lang w:val="en-US"/>
+        </w:rPr>
+        <w:t>diag</w:t>
+      </w:r>
+      <w:proofErr w:type="spellEnd"/>
+      <w:r>
+        <w:rPr>
+          <w:rFonts w:ascii="Times New Roman" w:hAnsi="Times New Roman" w:cs="Times New Roman"/>
+          <w:sz w:val="28"/>
+          <w:szCs w:val="28"/>
+          <w:lang w:val="en-US"/>
+        </w:rPr>
+        <w:t>/132586.</w:t>
       </w:r>
     </w:p>
     <w:p>
@@ -2199,29 +2893,45 @@
           <w:rFonts w:ascii="Times New Roman" w:hAnsi="Times New Roman" w:cs="Times New Roman"/>
           <w:sz w:val="28"/>
           <w:szCs w:val="28"/>
+        </w:rPr>
+        <w:t xml:space="preserve">Используются устойчивые гласные. Методы – </w:t>
+      </w:r>
+      <w:r>
+        <w:rPr>
+          <w:rFonts w:ascii="Times New Roman" w:hAnsi="Times New Roman" w:cs="Times New Roman"/>
+          <w:sz w:val="28"/>
+          <w:szCs w:val="28"/>
           <w:lang w:val="en-US"/>
         </w:rPr>
-        <w:t>Bourouhou A., Jilbab A., Nacir C., Hammouch A. Classification of cardiovascular diseases using dysphonia measurement in speech // Diagnostyka. – 2021. – Vol. 22, No. 1. – P. 31–37. – ISSN 1641-6414. – DOI: 10.29354/diag/132586.</w:t>
-      </w:r>
-    </w:p>
-    <w:p>
-      <w:pPr>
-        <w:jc w:val="both"/>
+        <w:t>k</w:t>
+      </w:r>
+      <w:r>
+        <w:rPr>
+          <w:rFonts w:ascii="Times New Roman" w:hAnsi="Times New Roman" w:cs="Times New Roman"/>
+          <w:sz w:val="28"/>
+          <w:szCs w:val="28"/>
+        </w:rPr>
+        <w:t>-ближайшие соседи (точность 81%).</w:t>
+      </w:r>
+      <w:r>
+        <w:rPr>
+          <w:rFonts w:ascii="Times New Roman" w:hAnsi="Times New Roman" w:cs="Times New Roman"/>
+          <w:sz w:val="28"/>
+          <w:szCs w:val="28"/>
+        </w:rPr>
+        <w:t xml:space="preserve"> 75 человек: 40 здоровых, 35 страдают сердечно-сосудистыми заболеваниями (ССЗ). Записывающее устройство – смартфон. После фильтрации сохраняется частота [300-3400 Гц]. Программное обеспечение – </w:t>
+      </w:r>
+      <w:proofErr w:type="spellStart"/>
+      <w:r>
         <w:rPr>
           <w:rFonts w:ascii="Times New Roman" w:hAnsi="Times New Roman" w:cs="Times New Roman"/>
           <w:sz w:val="28"/>
           <w:szCs w:val="28"/>
           <w:lang w:val="en-US"/>
         </w:rPr>
-      </w:pPr>
-      <w:r>
-        <w:rPr>
-          <w:rFonts w:ascii="Times New Roman" w:hAnsi="Times New Roman" w:cs="Times New Roman"/>
-          <w:sz w:val="28"/>
-          <w:szCs w:val="28"/>
-        </w:rPr>
-        <w:t xml:space="preserve">Используются устойчивые гласные. Методы – </w:t>
-      </w:r>
+        <w:t>Praat</w:t>
+      </w:r>
+      <w:proofErr w:type="spellEnd"/>
       <w:r>
         <w:rPr>
           <w:rFonts w:ascii="Times New Roman" w:hAnsi="Times New Roman" w:cs="Times New Roman"/>
@@ -2229,32 +2939,7 @@
           <w:szCs w:val="28"/>
           <w:lang w:val="en-US"/>
         </w:rPr>
-        <w:t>k</w:t>
-      </w:r>
-      <w:r>
-        <w:rPr>
-          <w:rFonts w:ascii="Times New Roman" w:hAnsi="Times New Roman" w:cs="Times New Roman"/>
-          <w:sz w:val="28"/>
-          <w:szCs w:val="28"/>
-        </w:rPr>
-        <w:t>-ближайшие соседи (точность 81%).</w:t>
-      </w:r>
-      <w:r>
-        <w:rPr>
-          <w:rFonts w:ascii="Times New Roman" w:hAnsi="Times New Roman" w:cs="Times New Roman"/>
-          <w:sz w:val="28"/>
-          <w:szCs w:val="28"/>
-        </w:rPr>
-        <w:t xml:space="preserve"> 75 человек: 40 здоровых, 35 страдают сердечно-сосудистыми заболеваниями (ССЗ). Записывающее устройство – смартфон. После фильтрации сохраняется частота [300-3400 Гц]. Программное обеспечение – </w:t>
-      </w:r>
-      <w:r>
-        <w:rPr>
-          <w:rFonts w:ascii="Times New Roman" w:hAnsi="Times New Roman" w:cs="Times New Roman"/>
-          <w:sz w:val="28"/>
-          <w:szCs w:val="28"/>
-          <w:lang w:val="en-US"/>
-        </w:rPr>
-        <w:t>Praat.</w:t>
+        <w:t>.</w:t>
       </w:r>
     </w:p>
     <w:p>
@@ -2270,6 +2955,7 @@
       <w:r>
         <w:rPr>
           <w:rFonts w:ascii="Times New Roman" w:hAnsi="Times New Roman" w:cs="Times New Roman"/>
+          <w:noProof/>
           <w:sz w:val="28"/>
           <w:szCs w:val="28"/>
           <w:lang w:val="en-US"/>
@@ -2334,11 +3020,15 @@
       <w:pPr>
         <w:pStyle w:val="a7"/>
         <w:numPr>
-          <w:ilvl w:val="0"/>
+          <w:ilvl w:val="1"/>
           <w:numId w:val="1"/>
         </w:numPr>
+        <w:tabs>
+          <w:tab w:val="left" w:pos="0"/>
+        </w:tabs>
+        <w:ind w:left="0" w:firstLine="0"/>
         <w:jc w:val="both"/>
-        <w:outlineLvl w:val="0"/>
+        <w:outlineLvl w:val="1"/>
         <w:rPr>
           <w:rFonts w:ascii="Times New Roman" w:hAnsi="Times New Roman" w:cs="Times New Roman"/>
           <w:b/>
@@ -2347,7 +3037,7 @@
           <w:szCs w:val="28"/>
         </w:rPr>
       </w:pPr>
-      <w:bookmarkStart w:id="4" w:name="_Toc237371187"/>
+      <w:bookmarkStart w:id="4" w:name="_Toc238122849"/>
       <w:r>
         <w:rPr>
           <w:rFonts w:ascii="Times New Roman" w:hAnsi="Times New Roman" w:cs="Times New Roman"/>
@@ -2356,9 +3046,307 @@
           <w:sz w:val="28"/>
           <w:szCs w:val="28"/>
         </w:rPr>
-        <w:t>Теории голосообразования</w:t>
+        <w:t>Классификация речевых расстройств при инсульте и нарушении слуха на основе глубокого обучения</w:t>
       </w:r>
       <w:bookmarkEnd w:id="4"/>
+    </w:p>
+    <w:p>
+      <w:pPr>
+        <w:jc w:val="both"/>
+        <w:rPr>
+          <w:rFonts w:ascii="Times New Roman" w:hAnsi="Times New Roman" w:cs="Times New Roman"/>
+          <w:sz w:val="28"/>
+          <w:szCs w:val="28"/>
+        </w:rPr>
+      </w:pPr>
+      <w:r>
+        <w:rPr>
+          <w:rFonts w:ascii="Times New Roman" w:hAnsi="Times New Roman" w:cs="Times New Roman"/>
+          <w:sz w:val="28"/>
+          <w:szCs w:val="28"/>
+          <w:lang w:val="en-US"/>
+        </w:rPr>
+        <w:t>Park J. K., Mun S. B., Kim Y. J., Kim K. G. Deep learning</w:t>
+      </w:r>
+      <w:r>
+        <w:rPr>
+          <w:rFonts w:ascii="Times New Roman" w:hAnsi="Times New Roman" w:cs="Times New Roman"/>
+          <w:sz w:val="28"/>
+          <w:szCs w:val="28"/>
+          <w:lang w:val="en-US"/>
+        </w:rPr>
+        <w:noBreakHyphen/>
+        <w:t xml:space="preserve">based classification of speech disorder in stroke and hearing impairment // PLOS One. 2025. </w:t>
+      </w:r>
+      <w:proofErr w:type="spellStart"/>
+      <w:r>
+        <w:rPr>
+          <w:rFonts w:ascii="Times New Roman" w:hAnsi="Times New Roman" w:cs="Times New Roman"/>
+          <w:sz w:val="28"/>
+          <w:szCs w:val="28"/>
+        </w:rPr>
+        <w:t>Vol</w:t>
+      </w:r>
+      <w:proofErr w:type="spellEnd"/>
+      <w:r>
+        <w:rPr>
+          <w:rFonts w:ascii="Times New Roman" w:hAnsi="Times New Roman" w:cs="Times New Roman"/>
+          <w:sz w:val="28"/>
+          <w:szCs w:val="28"/>
+        </w:rPr>
+        <w:t>. 20, No. 5. P. e0315286. DOI: 10.1371/journal.pone.0315286.</w:t>
+      </w:r>
+    </w:p>
+    <w:p>
+      <w:pPr>
+        <w:jc w:val="both"/>
+        <w:rPr>
+          <w:rFonts w:ascii="Times New Roman" w:hAnsi="Times New Roman" w:cs="Times New Roman"/>
+          <w:sz w:val="28"/>
+          <w:szCs w:val="28"/>
+        </w:rPr>
+      </w:pPr>
+      <w:r>
+        <w:rPr>
+          <w:rFonts w:ascii="Times New Roman" w:hAnsi="Times New Roman" w:cs="Times New Roman"/>
+          <w:sz w:val="28"/>
+          <w:szCs w:val="28"/>
+        </w:rPr>
+        <w:drawing>
+          <wp:inline distT="0" distB="0" distL="0" distR="0" wp14:anchorId="47E207C6" wp14:editId="45510B73">
+            <wp:extent cx="4248743" cy="647790"/>
+            <wp:effectExtent l="0" t="0" r="0" b="0"/>
+            <wp:docPr id="279502230" name="Рисунок 1"/>
+            <wp:cNvGraphicFramePr>
+              <a:graphicFrameLocks xmlns:a="http://schemas.openxmlformats.org/drawingml/2006/main" noChangeAspect="1"/>
+            </wp:cNvGraphicFramePr>
+            <a:graphic xmlns:a="http://schemas.openxmlformats.org/drawingml/2006/main">
+              <a:graphicData uri="http://schemas.openxmlformats.org/drawingml/2006/picture">
+                <pic:pic xmlns:pic="http://schemas.openxmlformats.org/drawingml/2006/picture">
+                  <pic:nvPicPr>
+                    <pic:cNvPr id="279502230" name=""/>
+                    <pic:cNvPicPr/>
+                  </pic:nvPicPr>
+                  <pic:blipFill>
+                    <a:blip r:embed="rId15"/>
+                    <a:stretch>
+                      <a:fillRect/>
+                    </a:stretch>
+                  </pic:blipFill>
+                  <pic:spPr>
+                    <a:xfrm>
+                      <a:off x="0" y="0"/>
+                      <a:ext cx="4248743" cy="647790"/>
+                    </a:xfrm>
+                    <a:prstGeom prst="rect">
+                      <a:avLst/>
+                    </a:prstGeom>
+                  </pic:spPr>
+                </pic:pic>
+              </a:graphicData>
+            </a:graphic>
+          </wp:inline>
+        </w:drawing>
+      </w:r>
+      <w:r>
+        <w:rPr>
+          <w:rFonts w:ascii="Times New Roman" w:hAnsi="Times New Roman" w:cs="Times New Roman"/>
+          <w:sz w:val="28"/>
+          <w:szCs w:val="28"/>
+        </w:rPr>
+        <w:t>ну привет…</w:t>
+      </w:r>
+    </w:p>
+    <w:p>
+      <w:pPr>
+        <w:jc w:val="both"/>
+        <w:rPr>
+          <w:rFonts w:ascii="Times New Roman" w:hAnsi="Times New Roman" w:cs="Times New Roman"/>
+          <w:sz w:val="28"/>
+          <w:szCs w:val="28"/>
+        </w:rPr>
+      </w:pPr>
+      <w:r>
+        <w:rPr>
+          <w:rFonts w:ascii="Times New Roman" w:hAnsi="Times New Roman" w:cs="Times New Roman"/>
+          <w:sz w:val="28"/>
+          <w:szCs w:val="28"/>
+        </w:rPr>
+        <w:lastRenderedPageBreak/>
+        <w:t>265 женщин. 235 мужчин.</w:t>
+      </w:r>
+      <w:r>
+        <w:rPr>
+          <w:rFonts w:ascii="Times New Roman" w:hAnsi="Times New Roman" w:cs="Times New Roman"/>
+          <w:sz w:val="28"/>
+          <w:szCs w:val="28"/>
+        </w:rPr>
+        <w:t xml:space="preserve"> 2000 </w:t>
+      </w:r>
+      <w:r>
+        <w:rPr>
+          <w:rFonts w:ascii="Times New Roman" w:hAnsi="Times New Roman" w:cs="Times New Roman"/>
+          <w:sz w:val="28"/>
+          <w:szCs w:val="28"/>
+        </w:rPr>
+        <w:t>наборов голосовых данных (в каждой метка истинности). Записи собирались в звукоизолированных кабинетах, дорожка проходила фильтрацию.</w:t>
+      </w:r>
+    </w:p>
+    <w:p>
+      <w:pPr>
+        <w:jc w:val="both"/>
+        <w:rPr>
+          <w:rFonts w:ascii="Times New Roman" w:hAnsi="Times New Roman" w:cs="Times New Roman"/>
+          <w:sz w:val="28"/>
+          <w:szCs w:val="28"/>
+        </w:rPr>
+      </w:pPr>
+      <w:r>
+        <w:rPr>
+          <w:rFonts w:ascii="Times New Roman" w:hAnsi="Times New Roman" w:cs="Times New Roman"/>
+          <w:sz w:val="28"/>
+          <w:szCs w:val="28"/>
+        </w:rPr>
+        <w:drawing>
+          <wp:inline distT="0" distB="0" distL="0" distR="0" wp14:anchorId="5D7A2F62" wp14:editId="684D3A23">
+            <wp:extent cx="5940425" cy="5102860"/>
+            <wp:effectExtent l="0" t="0" r="3175" b="2540"/>
+            <wp:docPr id="1005404533" name="Рисунок 1"/>
+            <wp:cNvGraphicFramePr>
+              <a:graphicFrameLocks xmlns:a="http://schemas.openxmlformats.org/drawingml/2006/main" noChangeAspect="1"/>
+            </wp:cNvGraphicFramePr>
+            <a:graphic xmlns:a="http://schemas.openxmlformats.org/drawingml/2006/main">
+              <a:graphicData uri="http://schemas.openxmlformats.org/drawingml/2006/picture">
+                <pic:pic xmlns:pic="http://schemas.openxmlformats.org/drawingml/2006/picture">
+                  <pic:nvPicPr>
+                    <pic:cNvPr id="1005404533" name=""/>
+                    <pic:cNvPicPr/>
+                  </pic:nvPicPr>
+                  <pic:blipFill>
+                    <a:blip r:embed="rId16"/>
+                    <a:stretch>
+                      <a:fillRect/>
+                    </a:stretch>
+                  </pic:blipFill>
+                  <pic:spPr>
+                    <a:xfrm>
+                      <a:off x="0" y="0"/>
+                      <a:ext cx="5940425" cy="5102860"/>
+                    </a:xfrm>
+                    <a:prstGeom prst="rect">
+                      <a:avLst/>
+                    </a:prstGeom>
+                  </pic:spPr>
+                </pic:pic>
+              </a:graphicData>
+            </a:graphic>
+          </wp:inline>
+        </w:drawing>
+      </w:r>
+    </w:p>
+    <w:p>
+      <w:pPr>
+        <w:jc w:val="both"/>
+        <w:rPr>
+          <w:rFonts w:ascii="Times New Roman" w:hAnsi="Times New Roman" w:cs="Times New Roman"/>
+          <w:sz w:val="28"/>
+          <w:szCs w:val="28"/>
+        </w:rPr>
+      </w:pPr>
+      <w:r>
+        <w:rPr>
+          <w:rFonts w:ascii="Times New Roman" w:hAnsi="Times New Roman" w:cs="Times New Roman"/>
+          <w:sz w:val="28"/>
+          <w:szCs w:val="28"/>
+        </w:rPr>
+        <w:drawing>
+          <wp:inline distT="0" distB="0" distL="0" distR="0" wp14:anchorId="40E09A87" wp14:editId="7A917105">
+            <wp:extent cx="5940425" cy="628015"/>
+            <wp:effectExtent l="0" t="0" r="3175" b="635"/>
+            <wp:docPr id="1505790768" name="Рисунок 1"/>
+            <wp:cNvGraphicFramePr>
+              <a:graphicFrameLocks xmlns:a="http://schemas.openxmlformats.org/drawingml/2006/main" noChangeAspect="1"/>
+            </wp:cNvGraphicFramePr>
+            <a:graphic xmlns:a="http://schemas.openxmlformats.org/drawingml/2006/main">
+              <a:graphicData uri="http://schemas.openxmlformats.org/drawingml/2006/picture">
+                <pic:pic xmlns:pic="http://schemas.openxmlformats.org/drawingml/2006/picture">
+                  <pic:nvPicPr>
+                    <pic:cNvPr id="1505790768" name=""/>
+                    <pic:cNvPicPr/>
+                  </pic:nvPicPr>
+                  <pic:blipFill>
+                    <a:blip r:embed="rId17"/>
+                    <a:stretch>
+                      <a:fillRect/>
+                    </a:stretch>
+                  </pic:blipFill>
+                  <pic:spPr>
+                    <a:xfrm>
+                      <a:off x="0" y="0"/>
+                      <a:ext cx="5940425" cy="628015"/>
+                    </a:xfrm>
+                    <a:prstGeom prst="rect">
+                      <a:avLst/>
+                    </a:prstGeom>
+                  </pic:spPr>
+                </pic:pic>
+              </a:graphicData>
+            </a:graphic>
+          </wp:inline>
+        </w:drawing>
+      </w:r>
+    </w:p>
+    <w:p>
+      <w:pPr>
+        <w:jc w:val="both"/>
+        <w:rPr>
+          <w:rFonts w:ascii="Times New Roman" w:hAnsi="Times New Roman" w:cs="Times New Roman"/>
+          <w:sz w:val="28"/>
+          <w:szCs w:val="28"/>
+        </w:rPr>
+      </w:pPr>
+      <w:r>
+        <w:rPr>
+          <w:rFonts w:ascii="Times New Roman" w:hAnsi="Times New Roman" w:cs="Times New Roman"/>
+          <w:sz w:val="28"/>
+          <w:szCs w:val="28"/>
+        </w:rPr>
+        <w:t>Точность достигает 95</w:t>
+      </w:r>
+      <w:r>
+        <w:rPr>
+          <w:rFonts w:ascii="Times New Roman" w:hAnsi="Times New Roman" w:cs="Times New Roman"/>
+          <w:sz w:val="28"/>
+          <w:szCs w:val="28"/>
+        </w:rPr>
+        <w:t>%</w:t>
+      </w:r>
+      <w:r>
+        <w:rPr>
+          <w:rFonts w:ascii="Times New Roman" w:hAnsi="Times New Roman" w:cs="Times New Roman"/>
+          <w:sz w:val="28"/>
+          <w:szCs w:val="28"/>
+        </w:rPr>
+        <w:t xml:space="preserve">. Классификация заболеваний прошла успешно у 3 нейросетей. Были выявлены различия </w:t>
+      </w:r>
+      <w:proofErr w:type="gramStart"/>
+      <w:r>
+        <w:rPr>
+          <w:rFonts w:ascii="Times New Roman" w:hAnsi="Times New Roman" w:cs="Times New Roman"/>
+          <w:sz w:val="28"/>
+          <w:szCs w:val="28"/>
+        </w:rPr>
+        <w:t>между пациентами</w:t>
+      </w:r>
+      <w:proofErr w:type="gramEnd"/>
+      <w:r>
+        <w:rPr>
+          <w:rFonts w:ascii="Times New Roman" w:hAnsi="Times New Roman" w:cs="Times New Roman"/>
+          <w:sz w:val="28"/>
+          <w:szCs w:val="28"/>
+        </w:rPr>
+        <w:t xml:space="preserve"> переболевшие инсультом и пациентами с НС</w:t>
+      </w:r>
     </w:p>
     <w:p>
       <w:pPr>
@@ -2377,7 +3365,7 @@
           <w:szCs w:val="28"/>
         </w:rPr>
       </w:pPr>
-      <w:bookmarkStart w:id="5" w:name="_Toc237371188"/>
+      <w:bookmarkStart w:id="5" w:name="_Toc238122850"/>
       <w:r>
         <w:rPr>
           <w:rFonts w:ascii="Times New Roman" w:hAnsi="Times New Roman" w:cs="Times New Roman"/>
@@ -2386,13 +3374,19 @@
           <w:sz w:val="28"/>
           <w:szCs w:val="28"/>
         </w:rPr>
-        <w:t>Идеи</w:t>
+        <w:t>Теории голосообразования</w:t>
       </w:r>
       <w:bookmarkEnd w:id="5"/>
     </w:p>
     <w:p>
       <w:pPr>
+        <w:pStyle w:val="a7"/>
+        <w:numPr>
+          <w:ilvl w:val="0"/>
+          <w:numId w:val="1"/>
+        </w:numPr>
         <w:jc w:val="both"/>
+        <w:outlineLvl w:val="0"/>
         <w:rPr>
           <w:rFonts w:ascii="Times New Roman" w:hAnsi="Times New Roman" w:cs="Times New Roman"/>
           <w:b/>
@@ -2401,13 +3395,46 @@
           <w:szCs w:val="28"/>
         </w:rPr>
       </w:pPr>
-      <w:r>
-        <w:rPr>
-          <w:rFonts w:ascii="Times New Roman" w:hAnsi="Times New Roman" w:cs="Times New Roman"/>
-          <w:sz w:val="28"/>
-          <w:szCs w:val="28"/>
-        </w:rPr>
-        <w:t>Будет ли наш ПК ориентирован на врача или пациента. Есть статьи, которые показывали эффективность домашней диагностики. Также в некоторых случаях можно предсказать смерть от заболевания (еще не прочла статью). Было бы интересно сделать опрос врачей или обзор современных ПК для помощи врачам (необязательно акустического анализа)</w:t>
+      <w:bookmarkStart w:id="6" w:name="_Toc238122851"/>
+      <w:r>
+        <w:rPr>
+          <w:rFonts w:ascii="Times New Roman" w:hAnsi="Times New Roman" w:cs="Times New Roman"/>
+          <w:b/>
+          <w:bCs/>
+          <w:sz w:val="28"/>
+          <w:szCs w:val="28"/>
+        </w:rPr>
+        <w:t>Идеи</w:t>
+      </w:r>
+      <w:bookmarkEnd w:id="6"/>
+    </w:p>
+    <w:p>
+      <w:pPr>
+        <w:jc w:val="both"/>
+        <w:rPr>
+          <w:rFonts w:ascii="Times New Roman" w:hAnsi="Times New Roman" w:cs="Times New Roman"/>
+          <w:b/>
+          <w:bCs/>
+          <w:sz w:val="28"/>
+          <w:szCs w:val="28"/>
+        </w:rPr>
+      </w:pPr>
+      <w:r>
+        <w:rPr>
+          <w:rFonts w:ascii="Times New Roman" w:hAnsi="Times New Roman" w:cs="Times New Roman"/>
+          <w:sz w:val="28"/>
+          <w:szCs w:val="28"/>
+        </w:rPr>
+        <w:t xml:space="preserve">Будет ли наш ПК ориентирован на врача или пациента. Есть статьи, которые показывали эффективность домашней диагностики. Также в некоторых случаях можно предсказать смерть от заболевания (еще не прочла статью). Было бы интересно сделать опрос врачей или обзор современных ПК для </w:t>
+      </w:r>
+      <w:r>
+        <w:rPr>
+          <w:rFonts w:ascii="Times New Roman" w:hAnsi="Times New Roman" w:cs="Times New Roman"/>
+          <w:sz w:val="28"/>
+          <w:szCs w:val="28"/>
+        </w:rPr>
+        <w:lastRenderedPageBreak/>
+        <w:t>помощи врачам (необязательно акустического анализа)</w:t>
       </w:r>
       <w:r>
         <w:rPr>
@@ -2433,7 +3460,7 @@
   <w:abstractNum w:abstractNumId="0" w15:restartNumberingAfterBreak="0">
     <w:nsid w:val="0F7A6E1C"/>
     <w:multiLevelType w:val="multilevel"/>
-    <w:tmpl w:val="00981970"/>
+    <w:tmpl w:val="AEEE90B8"/>
     <w:lvl w:ilvl="0">
       <w:start w:val="1"/>
       <w:numFmt w:val="decimal"/>
@@ -2456,6 +3483,8 @@
       </w:pPr>
       <w:rPr>
         <w:rFonts w:hint="default"/>
+        <w:b/>
+        <w:bCs/>
       </w:rPr>
     </w:lvl>
     <w:lvl w:ilvl="2">
@@ -3851,25 +4880,16 @@
 </file>
 
 <file path=customXml/item1.xml><?xml version="1.0" encoding="utf-8"?>
-<b:Sources xmlns:b="http://schemas.openxmlformats.org/officeDocument/2006/bibliography" xmlns="http://schemas.openxmlformats.org/officeDocument/2006/bibliography" SelectedStyle="\APASixthEditionOfficeOnline.xsl" StyleName="APA" Version="6"/>
-</file>
-
-<file path=customXml/item2.xml><?xml version="1.0" encoding="utf-8"?>
 <p:properties xmlns:p="http://schemas.microsoft.com/office/2006/metadata/properties" xmlns:xsi="http://www.w3.org/2001/XMLSchema-instance" xmlns:pc="http://schemas.microsoft.com/office/infopath/2007/PartnerControls">
   <documentManagement/>
 </p:properties>
 </file>
 
-<file path=customXml/item3.xml><?xml version="1.0" encoding="utf-8"?>
-<?mso-contentType ?>
-<FormTemplates xmlns="http://schemas.microsoft.com/sharepoint/v3/contenttype/forms">
-  <Display>DocumentLibraryForm</Display>
-  <Edit>DocumentLibraryForm</Edit>
-  <New>DocumentLibraryForm</New>
-</FormTemplates>
+<file path=customXml/item2.xml><?xml version="1.0" encoding="utf-8"?>
+<b:Sources xmlns:b="http://schemas.openxmlformats.org/officeDocument/2006/bibliography" xmlns="http://schemas.openxmlformats.org/officeDocument/2006/bibliography" SelectedStyle="\APASixthEditionOfficeOnline.xsl" StyleName="APA" Version="6"/>
 </file>
 
-<file path=customXml/item4.xml><?xml version="1.0" encoding="utf-8"?>
+<file path=customXml/item3.xml><?xml version="1.0" encoding="utf-8"?>
 <ct:contentTypeSchema xmlns:ct="http://schemas.microsoft.com/office/2006/metadata/contentType" xmlns:ma="http://schemas.microsoft.com/office/2006/metadata/properties/metaAttributes" ct:_="" ma:_="" ma:contentTypeName="Document" ma:contentTypeID="0x010100672BC64C0AEECC4E9C2742162B45C4EF" ma:contentTypeVersion="1" ma:contentTypeDescription="Create a new document." ma:contentTypeScope="" ma:versionID="0338192fd9b3d252e77cc18a7a5575b5">
   <xsd:schema xmlns:xsd="http://www.w3.org/2001/XMLSchema" xmlns:xs="http://www.w3.org/2001/XMLSchema" xmlns:p="http://schemas.microsoft.com/office/2006/metadata/properties" xmlns:ns3="9b987e08-9353-43ce-b912-e94fec37be5a" targetNamespace="http://schemas.microsoft.com/office/2006/metadata/properties" ma:root="true" ma:fieldsID="77965ad255749db1244dc693d97c688f" ns3:_="">
     <xsd:import namespace="9b987e08-9353-43ce-b912-e94fec37be5a"/>
@@ -3995,15 +5015,16 @@
 </ct:contentTypeSchema>
 </file>
 
-<file path=customXml/itemProps1.xml><?xml version="1.0" encoding="utf-8"?>
-<ds:datastoreItem xmlns:ds="http://schemas.openxmlformats.org/officeDocument/2006/customXml" ds:itemID="{3493DF41-9AD5-4681-BD32-7CA83B265933}">
-  <ds:schemaRefs>
-    <ds:schemaRef ds:uri="http://schemas.openxmlformats.org/officeDocument/2006/bibliography"/>
-  </ds:schemaRefs>
-</ds:datastoreItem>
+<file path=customXml/item4.xml><?xml version="1.0" encoding="utf-8"?>
+<?mso-contentType ?>
+<FormTemplates xmlns="http://schemas.microsoft.com/sharepoint/v3/contenttype/forms">
+  <Display>DocumentLibraryForm</Display>
+  <Edit>DocumentLibraryForm</Edit>
+  <New>DocumentLibraryForm</New>
+</FormTemplates>
 </file>
 
-<file path=customXml/itemProps2.xml><?xml version="1.0" encoding="utf-8"?>
+<file path=customXml/itemProps1.xml><?xml version="1.0" encoding="utf-8"?>
 <ds:datastoreItem xmlns:ds="http://schemas.openxmlformats.org/officeDocument/2006/customXml" ds:itemID="{3EF2B9BC-088C-40E2-8685-2854900F1116}">
   <ds:schemaRefs>
     <ds:schemaRef ds:uri="http://schemas.microsoft.com/office/2006/metadata/properties"/>
@@ -4012,15 +5033,15 @@
 </ds:datastoreItem>
 </file>
 
-<file path=customXml/itemProps3.xml><?xml version="1.0" encoding="utf-8"?>
-<ds:datastoreItem xmlns:ds="http://schemas.openxmlformats.org/officeDocument/2006/customXml" ds:itemID="{29723A0F-BCB9-40B9-A75B-549E7EED8158}">
+<file path=customXml/itemProps2.xml><?xml version="1.0" encoding="utf-8"?>
+<ds:datastoreItem xmlns:ds="http://schemas.openxmlformats.org/officeDocument/2006/customXml" ds:itemID="{3493DF41-9AD5-4681-BD32-7CA83B265933}">
   <ds:schemaRefs>
-    <ds:schemaRef ds:uri="http://schemas.microsoft.com/sharepoint/v3/contenttype/forms"/>
+    <ds:schemaRef ds:uri="http://schemas.openxmlformats.org/officeDocument/2006/bibliography"/>
   </ds:schemaRefs>
 </ds:datastoreItem>
 </file>
 
-<file path=customXml/itemProps4.xml><?xml version="1.0" encoding="utf-8"?>
+<file path=customXml/itemProps3.xml><?xml version="1.0" encoding="utf-8"?>
 <ds:datastoreItem xmlns:ds="http://schemas.openxmlformats.org/officeDocument/2006/customXml" ds:itemID="{B5497BF5-7CE6-4FAC-8F59-D860DD1A7378}">
   <ds:schemaRefs>
     <ds:schemaRef ds:uri="http://schemas.microsoft.com/office/2006/metadata/contentType"/>
@@ -4036,4 +5057,12 @@
     <ds:schemaRef ds:uri="http://schemas.microsoft.com/internal/obd"/>
   </ds:schemaRefs>
 </ds:datastoreItem>
+</file>
+
+<file path=customXml/itemProps4.xml><?xml version="1.0" encoding="utf-8"?>
+<ds:datastoreItem xmlns:ds="http://schemas.openxmlformats.org/officeDocument/2006/customXml" ds:itemID="{29723A0F-BCB9-40B9-A75B-549E7EED8158}">
+  <ds:schemaRefs>
+    <ds:schemaRef ds:uri="http://schemas.microsoft.com/sharepoint/v3/contenttype/forms"/>
+  </ds:schemaRefs>
+</ds:datastoreItem>
 </file>